--- a/sec_sem/security/Lab_7/Lab_7.docx
+++ b/sec_sem/security/Lab_7/Lab_7.docx
@@ -264,8 +264,6 @@
         </w:rPr>
         <w:t>– SYN flooding</w:t>
       </w:r>
-      <w:bookmarkStart w:id="0" w:name="_GoBack"/>
-      <w:bookmarkEnd w:id="0"/>
       <w:r>
         <w:rPr>
           <w:rFonts w:ascii="Times New Roman" w:hAnsi="Times New Roman" w:cs="Times New Roman"/>
@@ -381,16 +379,18 @@
           <w:sz w:val="32"/>
           <w:szCs w:val="32"/>
         </w:rPr>
-        <w:t>Павлик М.Р</w:t>
-      </w:r>
-      <w:r>
+        <w:t>Павлик М.Р.</w:t>
+      </w:r>
+    </w:p>
+    <w:p>
+      <w:pPr>
+        <w:jc w:val="center"/>
         <w:rPr>
           <w:rFonts w:ascii="Times New Roman" w:hAnsi="Times New Roman" w:cs="Times New Roman"/>
           <w:sz w:val="32"/>
           <w:szCs w:val="32"/>
         </w:rPr>
-        <w:t>.</w:t>
-      </w:r>
+      </w:pPr>
     </w:p>
     <w:p>
       <w:pPr>
@@ -404,7 +404,6 @@
     </w:p>
     <w:p>
       <w:pPr>
-        <w:jc w:val="center"/>
         <w:rPr>
           <w:rFonts w:ascii="Times New Roman" w:hAnsi="Times New Roman" w:cs="Times New Roman"/>
           <w:sz w:val="32"/>
@@ -441,30 +440,4018 @@
     </w:p>
     <w:p>
       <w:pPr>
+        <w:jc w:val="center"/>
         <w:rPr>
           <w:rFonts w:ascii="Times New Roman" w:hAnsi="Times New Roman" w:cs="Times New Roman"/>
           <w:sz w:val="32"/>
           <w:szCs w:val="32"/>
         </w:rPr>
       </w:pPr>
-    </w:p>
-    <w:p>
-      <w:pPr>
-        <w:jc w:val="center"/>
+      <w:r>
         <w:rPr>
           <w:rFonts w:ascii="Times New Roman" w:hAnsi="Times New Roman" w:cs="Times New Roman"/>
           <w:sz w:val="32"/>
           <w:szCs w:val="32"/>
         </w:rPr>
-      </w:pPr>
-      <w:r>
+        <w:t>Львів – 2026</w:t>
+      </w:r>
+    </w:p>
+    <w:p>
+      <w:pPr>
+        <w:jc w:val="center"/>
         <w:rPr>
           <w:rFonts w:ascii="Times New Roman" w:hAnsi="Times New Roman" w:cs="Times New Roman"/>
           <w:sz w:val="32"/>
           <w:szCs w:val="32"/>
         </w:rPr>
-        <w:t>Львів – 2026</w:t>
-      </w:r>
+      </w:pPr>
+    </w:p>
+    <w:p>
+      <w:pPr>
+        <w:jc w:val="center"/>
+        <w:rPr>
+          <w:rFonts w:ascii="Times New Roman" w:hAnsi="Times New Roman" w:cs="Times New Roman"/>
+          <w:sz w:val="32"/>
+          <w:szCs w:val="32"/>
+        </w:rPr>
+      </w:pPr>
+    </w:p>
+    <w:p>
+      <w:pPr>
+        <w:jc w:val="both"/>
+        <w:rPr>
+          <w:rFonts w:ascii="Times New Roman" w:hAnsi="Times New Roman" w:cs="Times New Roman"/>
+          <w:sz w:val="28"/>
+          <w:szCs w:val="28"/>
+        </w:rPr>
+      </w:pPr>
+      <w:r>
+        <w:rPr>
+          <w:rFonts w:ascii="Times New Roman" w:hAnsi="Times New Roman" w:cs="Times New Roman"/>
+          <w:b/>
+          <w:sz w:val="28"/>
+          <w:szCs w:val="28"/>
+        </w:rPr>
+        <w:lastRenderedPageBreak/>
+        <w:t>Мета:</w:t>
+      </w:r>
+      <w:r>
+        <w:rPr>
+          <w:rFonts w:ascii="Times New Roman" w:hAnsi="Times New Roman" w:cs="Times New Roman"/>
+          <w:sz w:val="28"/>
+          <w:szCs w:val="28"/>
+        </w:rPr>
+        <w:t xml:space="preserve"> створити сценарій </w:t>
+      </w:r>
+      <w:proofErr w:type="spellStart"/>
+      <w:r>
+        <w:rPr>
+          <w:rFonts w:ascii="Times New Roman" w:hAnsi="Times New Roman" w:cs="Times New Roman"/>
+          <w:sz w:val="28"/>
+          <w:szCs w:val="28"/>
+        </w:rPr>
+        <w:t>Python</w:t>
+      </w:r>
+      <w:proofErr w:type="spellEnd"/>
+      <w:r>
+        <w:rPr>
+          <w:rFonts w:ascii="Times New Roman" w:hAnsi="Times New Roman" w:cs="Times New Roman"/>
+          <w:sz w:val="28"/>
+          <w:szCs w:val="28"/>
+        </w:rPr>
+        <w:t xml:space="preserve"> для здійснення атаки TCP SYN </w:t>
+      </w:r>
+      <w:proofErr w:type="spellStart"/>
+      <w:r>
+        <w:rPr>
+          <w:rFonts w:ascii="Times New Roman" w:hAnsi="Times New Roman" w:cs="Times New Roman"/>
+          <w:sz w:val="28"/>
+          <w:szCs w:val="28"/>
+        </w:rPr>
+        <w:t>Flooding</w:t>
+      </w:r>
+      <w:proofErr w:type="spellEnd"/>
+      <w:r>
+        <w:rPr>
+          <w:rFonts w:ascii="Times New Roman" w:hAnsi="Times New Roman" w:cs="Times New Roman"/>
+          <w:sz w:val="28"/>
+          <w:szCs w:val="28"/>
+        </w:rPr>
+        <w:t>.</w:t>
+      </w:r>
+    </w:p>
+    <w:p>
+      <w:pPr>
+        <w:jc w:val="both"/>
+        <w:rPr>
+          <w:rFonts w:ascii="Times New Roman" w:hAnsi="Times New Roman" w:cs="Times New Roman"/>
+          <w:sz w:val="28"/>
+          <w:szCs w:val="28"/>
+        </w:rPr>
+      </w:pPr>
+      <w:r>
+        <w:rPr>
+          <w:rFonts w:ascii="Times New Roman" w:hAnsi="Times New Roman" w:cs="Times New Roman"/>
+          <w:b/>
+          <w:sz w:val="28"/>
+          <w:szCs w:val="28"/>
+        </w:rPr>
+        <w:t>Порядок виконання роботи:</w:t>
+      </w:r>
+      <w:r>
+        <w:rPr>
+          <w:rFonts w:ascii="Times New Roman" w:hAnsi="Times New Roman" w:cs="Times New Roman"/>
+          <w:sz w:val="28"/>
+          <w:szCs w:val="28"/>
+        </w:rPr>
+        <w:t xml:space="preserve"> </w:t>
+      </w:r>
+    </w:p>
+    <w:p>
+      <w:pPr>
+        <w:jc w:val="both"/>
+        <w:rPr>
+          <w:rFonts w:ascii="Times New Roman" w:hAnsi="Times New Roman" w:cs="Times New Roman"/>
+          <w:sz w:val="28"/>
+          <w:szCs w:val="28"/>
+        </w:rPr>
+      </w:pPr>
+      <w:r>
+        <w:rPr>
+          <w:rFonts w:ascii="Times New Roman" w:hAnsi="Times New Roman" w:cs="Times New Roman"/>
+          <w:sz w:val="28"/>
+          <w:szCs w:val="28"/>
+        </w:rPr>
+        <w:t xml:space="preserve">1. Встановіть необхідні бібліотеки: pip3 </w:t>
+      </w:r>
+      <w:proofErr w:type="spellStart"/>
+      <w:r>
+        <w:rPr>
+          <w:rFonts w:ascii="Times New Roman" w:hAnsi="Times New Roman" w:cs="Times New Roman"/>
+          <w:sz w:val="28"/>
+          <w:szCs w:val="28"/>
+        </w:rPr>
+        <w:t>install</w:t>
+      </w:r>
+      <w:proofErr w:type="spellEnd"/>
+      <w:r>
+        <w:rPr>
+          <w:rFonts w:ascii="Times New Roman" w:hAnsi="Times New Roman" w:cs="Times New Roman"/>
+          <w:sz w:val="28"/>
+          <w:szCs w:val="28"/>
+        </w:rPr>
+        <w:t xml:space="preserve"> </w:t>
+      </w:r>
+      <w:proofErr w:type="spellStart"/>
+      <w:r>
+        <w:rPr>
+          <w:rFonts w:ascii="Times New Roman" w:hAnsi="Times New Roman" w:cs="Times New Roman"/>
+          <w:sz w:val="28"/>
+          <w:szCs w:val="28"/>
+        </w:rPr>
+        <w:t>scapy</w:t>
+      </w:r>
+      <w:proofErr w:type="spellEnd"/>
+      <w:r>
+        <w:rPr>
+          <w:rFonts w:ascii="Times New Roman" w:hAnsi="Times New Roman" w:cs="Times New Roman"/>
+          <w:sz w:val="28"/>
+          <w:szCs w:val="28"/>
+        </w:rPr>
+        <w:t xml:space="preserve">. </w:t>
+      </w:r>
+    </w:p>
+    <w:p>
+      <w:pPr>
+        <w:jc w:val="both"/>
+        <w:rPr>
+          <w:rFonts w:ascii="Times New Roman" w:hAnsi="Times New Roman" w:cs="Times New Roman"/>
+          <w:sz w:val="28"/>
+          <w:szCs w:val="28"/>
+        </w:rPr>
+      </w:pPr>
+      <w:r>
+        <w:rPr>
+          <w:rFonts w:ascii="Times New Roman" w:hAnsi="Times New Roman" w:cs="Times New Roman"/>
+          <w:sz w:val="28"/>
+          <w:szCs w:val="28"/>
+        </w:rPr>
+        <w:t>2. Створіть новий файл synflooding.</w:t>
+      </w:r>
+      <w:r>
+        <w:rPr>
+          <w:rFonts w:ascii="Times New Roman" w:hAnsi="Times New Roman" w:cs="Times New Roman"/>
+          <w:sz w:val="28"/>
+          <w:szCs w:val="28"/>
+        </w:rPr>
+        <w:t>py, імпортуйте необхідні модулі</w:t>
+      </w:r>
+    </w:p>
+    <w:p>
+      <w:pPr>
+        <w:jc w:val="both"/>
+        <w:rPr>
+          <w:rFonts w:ascii="Times New Roman" w:hAnsi="Times New Roman" w:cs="Times New Roman"/>
+          <w:sz w:val="28"/>
+          <w:szCs w:val="28"/>
+        </w:rPr>
+      </w:pPr>
+      <w:r>
+        <w:rPr>
+          <w:rFonts w:ascii="Times New Roman" w:hAnsi="Times New Roman" w:cs="Times New Roman"/>
+          <w:sz w:val="28"/>
+          <w:szCs w:val="28"/>
+        </w:rPr>
+        <w:t xml:space="preserve">3. </w:t>
+      </w:r>
+      <w:proofErr w:type="spellStart"/>
+      <w:r>
+        <w:rPr>
+          <w:rFonts w:ascii="Times New Roman" w:hAnsi="Times New Roman" w:cs="Times New Roman"/>
+          <w:sz w:val="28"/>
+          <w:szCs w:val="28"/>
+        </w:rPr>
+        <w:t>Втановляємо</w:t>
+      </w:r>
+      <w:proofErr w:type="spellEnd"/>
+      <w:r>
+        <w:rPr>
+          <w:rFonts w:ascii="Times New Roman" w:hAnsi="Times New Roman" w:cs="Times New Roman"/>
+          <w:sz w:val="28"/>
+          <w:szCs w:val="28"/>
+        </w:rPr>
+        <w:t xml:space="preserve"> IP-адресу та HTTP порт цілі атаки. В даному випадку вибираємо метою атаки локальний маршрутизатор, який має приватну IP-адресу 192.168.1.1. Переконайтеся, що у вас правильна IP-адреса, ви можете отримати адресу шлюзу за замовчуванням за допомогою команд </w:t>
+      </w:r>
+      <w:proofErr w:type="spellStart"/>
+      <w:r>
+        <w:rPr>
+          <w:rFonts w:ascii="Times New Roman" w:hAnsi="Times New Roman" w:cs="Times New Roman"/>
+          <w:sz w:val="28"/>
+          <w:szCs w:val="28"/>
+        </w:rPr>
+        <w:t>ipconfig</w:t>
+      </w:r>
+      <w:proofErr w:type="spellEnd"/>
+      <w:r>
+        <w:rPr>
+          <w:rFonts w:ascii="Times New Roman" w:hAnsi="Times New Roman" w:cs="Times New Roman"/>
+          <w:sz w:val="28"/>
+          <w:szCs w:val="28"/>
+        </w:rPr>
+        <w:t xml:space="preserve"> та </w:t>
+      </w:r>
+      <w:proofErr w:type="spellStart"/>
+      <w:r>
+        <w:rPr>
+          <w:rFonts w:ascii="Times New Roman" w:hAnsi="Times New Roman" w:cs="Times New Roman"/>
+          <w:sz w:val="28"/>
+          <w:szCs w:val="28"/>
+        </w:rPr>
+        <w:t>ip</w:t>
+      </w:r>
+      <w:proofErr w:type="spellEnd"/>
+      <w:r>
+        <w:rPr>
+          <w:rFonts w:ascii="Times New Roman" w:hAnsi="Times New Roman" w:cs="Times New Roman"/>
+          <w:sz w:val="28"/>
+          <w:szCs w:val="28"/>
+        </w:rPr>
+        <w:t xml:space="preserve"> </w:t>
+      </w:r>
+      <w:proofErr w:type="spellStart"/>
+      <w:r>
+        <w:rPr>
+          <w:rFonts w:ascii="Times New Roman" w:hAnsi="Times New Roman" w:cs="Times New Roman"/>
+          <w:sz w:val="28"/>
+          <w:szCs w:val="28"/>
+        </w:rPr>
+        <w:t>route</w:t>
+      </w:r>
+      <w:proofErr w:type="spellEnd"/>
+      <w:r>
+        <w:rPr>
+          <w:rFonts w:ascii="Times New Roman" w:hAnsi="Times New Roman" w:cs="Times New Roman"/>
+          <w:sz w:val="28"/>
+          <w:szCs w:val="28"/>
+        </w:rPr>
+        <w:t xml:space="preserve"> у Windows та </w:t>
+      </w:r>
+      <w:proofErr w:type="spellStart"/>
+      <w:r>
+        <w:rPr>
+          <w:rFonts w:ascii="Times New Roman" w:hAnsi="Times New Roman" w:cs="Times New Roman"/>
+          <w:sz w:val="28"/>
+          <w:szCs w:val="28"/>
+        </w:rPr>
+        <w:t>macOS</w:t>
+      </w:r>
+      <w:proofErr w:type="spellEnd"/>
+      <w:r>
+        <w:rPr>
+          <w:rFonts w:ascii="Times New Roman" w:hAnsi="Times New Roman" w:cs="Times New Roman"/>
+          <w:sz w:val="28"/>
+          <w:szCs w:val="28"/>
+        </w:rPr>
+        <w:t>/</w:t>
+      </w:r>
+      <w:proofErr w:type="spellStart"/>
+      <w:r>
+        <w:rPr>
+          <w:rFonts w:ascii="Times New Roman" w:hAnsi="Times New Roman" w:cs="Times New Roman"/>
+          <w:sz w:val="28"/>
+          <w:szCs w:val="28"/>
+        </w:rPr>
+        <w:t>Linux</w:t>
+      </w:r>
+      <w:proofErr w:type="spellEnd"/>
+      <w:r>
+        <w:rPr>
+          <w:rFonts w:ascii="Times New Roman" w:hAnsi="Times New Roman" w:cs="Times New Roman"/>
+          <w:sz w:val="28"/>
+          <w:szCs w:val="28"/>
+        </w:rPr>
+        <w:t xml:space="preserve"> відповідно.</w:t>
+      </w:r>
+    </w:p>
+    <w:p>
+      <w:pPr>
+        <w:jc w:val="both"/>
+        <w:rPr>
+          <w:rFonts w:ascii="Times New Roman" w:hAnsi="Times New Roman" w:cs="Times New Roman"/>
+          <w:sz w:val="28"/>
+          <w:szCs w:val="28"/>
+        </w:rPr>
+      </w:pPr>
+      <w:r>
+        <w:rPr>
+          <w:rFonts w:ascii="Times New Roman" w:hAnsi="Times New Roman" w:cs="Times New Roman"/>
+          <w:sz w:val="28"/>
+          <w:szCs w:val="28"/>
+        </w:rPr>
+        <w:t xml:space="preserve">4. Створюємо наш </w:t>
+      </w:r>
+      <w:r>
+        <w:rPr>
+          <w:rFonts w:ascii="Times New Roman" w:hAnsi="Times New Roman" w:cs="Times New Roman"/>
+          <w:sz w:val="28"/>
+          <w:szCs w:val="28"/>
+        </w:rPr>
+        <w:t xml:space="preserve">пакет SYN, починаючи з рівня IP. </w:t>
+      </w:r>
+      <w:r>
+        <w:rPr>
+          <w:rFonts w:ascii="Times New Roman" w:hAnsi="Times New Roman" w:cs="Times New Roman"/>
+          <w:sz w:val="28"/>
+          <w:szCs w:val="28"/>
+        </w:rPr>
+        <w:t xml:space="preserve">Ми вказали </w:t>
+      </w:r>
+      <w:proofErr w:type="spellStart"/>
+      <w:r>
+        <w:rPr>
+          <w:rFonts w:ascii="Times New Roman" w:hAnsi="Times New Roman" w:cs="Times New Roman"/>
+          <w:sz w:val="28"/>
+          <w:szCs w:val="28"/>
+        </w:rPr>
+        <w:t>dst</w:t>
+      </w:r>
+      <w:proofErr w:type="spellEnd"/>
+      <w:r>
+        <w:rPr>
+          <w:rFonts w:ascii="Times New Roman" w:hAnsi="Times New Roman" w:cs="Times New Roman"/>
+          <w:sz w:val="28"/>
+          <w:szCs w:val="28"/>
+        </w:rPr>
+        <w:t xml:space="preserve"> як цільову IP-адресу, ми також можемо встановити </w:t>
+      </w:r>
+      <w:proofErr w:type="spellStart"/>
+      <w:r>
+        <w:rPr>
+          <w:rFonts w:ascii="Times New Roman" w:hAnsi="Times New Roman" w:cs="Times New Roman"/>
+          <w:sz w:val="28"/>
+          <w:szCs w:val="28"/>
+        </w:rPr>
+        <w:t>src</w:t>
+      </w:r>
+      <w:proofErr w:type="spellEnd"/>
+      <w:r>
+        <w:rPr>
+          <w:rFonts w:ascii="Times New Roman" w:hAnsi="Times New Roman" w:cs="Times New Roman"/>
+          <w:sz w:val="28"/>
+          <w:szCs w:val="28"/>
+        </w:rPr>
+        <w:t>-адресу на підроблену випадкову IP-адресу в діапазоні приватної мережі (</w:t>
+      </w:r>
+      <w:proofErr w:type="spellStart"/>
+      <w:r>
+        <w:rPr>
+          <w:rFonts w:ascii="Times New Roman" w:hAnsi="Times New Roman" w:cs="Times New Roman"/>
+          <w:sz w:val="28"/>
+          <w:szCs w:val="28"/>
+        </w:rPr>
+        <w:t>закоментований</w:t>
+      </w:r>
+      <w:proofErr w:type="spellEnd"/>
+      <w:r>
+        <w:rPr>
+          <w:rFonts w:ascii="Times New Roman" w:hAnsi="Times New Roman" w:cs="Times New Roman"/>
+          <w:sz w:val="28"/>
+          <w:szCs w:val="28"/>
+        </w:rPr>
+        <w:t xml:space="preserve"> код), і це також працюватиме. </w:t>
+      </w:r>
+    </w:p>
+    <w:p>
+      <w:pPr>
+        <w:jc w:val="both"/>
+        <w:rPr>
+          <w:rFonts w:ascii="Times New Roman" w:hAnsi="Times New Roman" w:cs="Times New Roman"/>
+          <w:sz w:val="28"/>
+          <w:szCs w:val="28"/>
+        </w:rPr>
+      </w:pPr>
+      <w:r>
+        <w:rPr>
+          <w:rFonts w:ascii="Times New Roman" w:hAnsi="Times New Roman" w:cs="Times New Roman"/>
+          <w:sz w:val="28"/>
+          <w:szCs w:val="28"/>
+        </w:rPr>
+        <w:t xml:space="preserve">5. Створюємо наш рівень TCP. </w:t>
+      </w:r>
+      <w:r>
+        <w:rPr>
+          <w:rFonts w:ascii="Times New Roman" w:hAnsi="Times New Roman" w:cs="Times New Roman"/>
+          <w:sz w:val="28"/>
+          <w:szCs w:val="28"/>
+        </w:rPr>
+        <w:t>Отже, ми встановлюємо вихідний порт (</w:t>
+      </w:r>
+      <w:proofErr w:type="spellStart"/>
+      <w:r>
+        <w:rPr>
+          <w:rFonts w:ascii="Times New Roman" w:hAnsi="Times New Roman" w:cs="Times New Roman"/>
+          <w:sz w:val="28"/>
+          <w:szCs w:val="28"/>
+        </w:rPr>
+        <w:t>sport</w:t>
+      </w:r>
+      <w:proofErr w:type="spellEnd"/>
+      <w:r>
+        <w:rPr>
+          <w:rFonts w:ascii="Times New Roman" w:hAnsi="Times New Roman" w:cs="Times New Roman"/>
+          <w:sz w:val="28"/>
+          <w:szCs w:val="28"/>
+        </w:rPr>
+        <w:t xml:space="preserve">) на випадковий короткий (який коливається від 1 до 65535), а </w:t>
+      </w:r>
+      <w:proofErr w:type="spellStart"/>
+      <w:r>
+        <w:rPr>
+          <w:rFonts w:ascii="Times New Roman" w:hAnsi="Times New Roman" w:cs="Times New Roman"/>
+          <w:sz w:val="28"/>
+          <w:szCs w:val="28"/>
+        </w:rPr>
+        <w:t>dport</w:t>
+      </w:r>
+      <w:proofErr w:type="spellEnd"/>
+      <w:r>
+        <w:rPr>
+          <w:rFonts w:ascii="Times New Roman" w:hAnsi="Times New Roman" w:cs="Times New Roman"/>
+          <w:sz w:val="28"/>
+          <w:szCs w:val="28"/>
+        </w:rPr>
+        <w:t xml:space="preserve"> (порт призначення) як цільовий порт. У цьому випадку це служба HTTP. Ми також встановили прапори на "S", що вказує на тип SYN. </w:t>
+      </w:r>
+    </w:p>
+    <w:p>
+      <w:pPr>
+        <w:jc w:val="both"/>
+        <w:rPr>
+          <w:rFonts w:ascii="Times New Roman" w:hAnsi="Times New Roman" w:cs="Times New Roman"/>
+          <w:sz w:val="28"/>
+          <w:szCs w:val="28"/>
+        </w:rPr>
+      </w:pPr>
+      <w:r>
+        <w:rPr>
+          <w:rFonts w:ascii="Times New Roman" w:hAnsi="Times New Roman" w:cs="Times New Roman"/>
+          <w:sz w:val="28"/>
+          <w:szCs w:val="28"/>
+        </w:rPr>
+        <w:t xml:space="preserve">6. </w:t>
+      </w:r>
+      <w:proofErr w:type="spellStart"/>
+      <w:r>
+        <w:rPr>
+          <w:rFonts w:ascii="Times New Roman" w:hAnsi="Times New Roman" w:cs="Times New Roman"/>
+          <w:sz w:val="28"/>
+          <w:szCs w:val="28"/>
+        </w:rPr>
+        <w:t>Додамо</w:t>
+      </w:r>
+      <w:proofErr w:type="spellEnd"/>
+      <w:r>
+        <w:rPr>
+          <w:rFonts w:ascii="Times New Roman" w:hAnsi="Times New Roman" w:cs="Times New Roman"/>
+          <w:sz w:val="28"/>
+          <w:szCs w:val="28"/>
+        </w:rPr>
+        <w:t xml:space="preserve"> деякі </w:t>
+      </w:r>
+      <w:proofErr w:type="spellStart"/>
+      <w:r>
+        <w:rPr>
+          <w:rFonts w:ascii="Times New Roman" w:hAnsi="Times New Roman" w:cs="Times New Roman"/>
+          <w:sz w:val="28"/>
+          <w:szCs w:val="28"/>
+        </w:rPr>
+        <w:t>fl</w:t>
+      </w:r>
+      <w:r>
+        <w:rPr>
+          <w:rFonts w:ascii="Times New Roman" w:hAnsi="Times New Roman" w:cs="Times New Roman"/>
+          <w:sz w:val="28"/>
+          <w:szCs w:val="28"/>
+        </w:rPr>
+        <w:t>ooding</w:t>
+      </w:r>
+      <w:proofErr w:type="spellEnd"/>
+      <w:r>
+        <w:rPr>
+          <w:rFonts w:ascii="Times New Roman" w:hAnsi="Times New Roman" w:cs="Times New Roman"/>
+          <w:sz w:val="28"/>
+          <w:szCs w:val="28"/>
+        </w:rPr>
+        <w:t xml:space="preserve"> дані, щоб зайняти мережу</w:t>
+      </w:r>
+    </w:p>
+    <w:p>
+      <w:pPr>
+        <w:jc w:val="both"/>
+        <w:rPr>
+          <w:rFonts w:ascii="Times New Roman" w:hAnsi="Times New Roman" w:cs="Times New Roman"/>
+          <w:sz w:val="28"/>
+          <w:szCs w:val="28"/>
+        </w:rPr>
+      </w:pPr>
+      <w:r>
+        <w:rPr>
+          <w:rFonts w:ascii="Times New Roman" w:hAnsi="Times New Roman" w:cs="Times New Roman"/>
+          <w:sz w:val="28"/>
+          <w:szCs w:val="28"/>
+        </w:rPr>
+        <w:t xml:space="preserve">7. </w:t>
+      </w:r>
+      <w:proofErr w:type="spellStart"/>
+      <w:r>
+        <w:rPr>
+          <w:rFonts w:ascii="Times New Roman" w:hAnsi="Times New Roman" w:cs="Times New Roman"/>
+          <w:sz w:val="28"/>
+          <w:szCs w:val="28"/>
+        </w:rPr>
+        <w:t>C</w:t>
+      </w:r>
+      <w:r>
+        <w:rPr>
+          <w:rFonts w:ascii="Times New Roman" w:hAnsi="Times New Roman" w:cs="Times New Roman"/>
+          <w:sz w:val="28"/>
+          <w:szCs w:val="28"/>
+        </w:rPr>
+        <w:t>кладемо</w:t>
+      </w:r>
+      <w:proofErr w:type="spellEnd"/>
+      <w:r>
+        <w:rPr>
+          <w:rFonts w:ascii="Times New Roman" w:hAnsi="Times New Roman" w:cs="Times New Roman"/>
+          <w:sz w:val="28"/>
+          <w:szCs w:val="28"/>
+        </w:rPr>
+        <w:t xml:space="preserve"> шари та </w:t>
+      </w:r>
+      <w:proofErr w:type="spellStart"/>
+      <w:r>
+        <w:rPr>
+          <w:rFonts w:ascii="Times New Roman" w:hAnsi="Times New Roman" w:cs="Times New Roman"/>
+          <w:sz w:val="28"/>
+          <w:szCs w:val="28"/>
+        </w:rPr>
+        <w:t>надішлемо</w:t>
+      </w:r>
+      <w:proofErr w:type="spellEnd"/>
+      <w:r>
+        <w:rPr>
+          <w:rFonts w:ascii="Times New Roman" w:hAnsi="Times New Roman" w:cs="Times New Roman"/>
+          <w:sz w:val="28"/>
+          <w:szCs w:val="28"/>
+        </w:rPr>
+        <w:t xml:space="preserve"> пакет. </w:t>
+      </w:r>
+      <w:r>
+        <w:rPr>
+          <w:rFonts w:ascii="Times New Roman" w:hAnsi="Times New Roman" w:cs="Times New Roman"/>
+          <w:sz w:val="28"/>
+          <w:szCs w:val="28"/>
+        </w:rPr>
+        <w:t xml:space="preserve">Ми використали функцію </w:t>
+      </w:r>
+      <w:proofErr w:type="spellStart"/>
+      <w:r>
+        <w:rPr>
+          <w:rFonts w:ascii="Times New Roman" w:hAnsi="Times New Roman" w:cs="Times New Roman"/>
+          <w:sz w:val="28"/>
+          <w:szCs w:val="28"/>
+        </w:rPr>
+        <w:t>send</w:t>
+      </w:r>
+      <w:proofErr w:type="spellEnd"/>
+      <w:r>
+        <w:rPr>
+          <w:rFonts w:ascii="Times New Roman" w:hAnsi="Times New Roman" w:cs="Times New Roman"/>
+          <w:sz w:val="28"/>
+          <w:szCs w:val="28"/>
+        </w:rPr>
+        <w:t xml:space="preserve">(), яка надсилає пакети на рівні 3, ми встановили </w:t>
+      </w:r>
+      <w:proofErr w:type="spellStart"/>
+      <w:r>
+        <w:rPr>
+          <w:rFonts w:ascii="Times New Roman" w:hAnsi="Times New Roman" w:cs="Times New Roman"/>
+          <w:sz w:val="28"/>
+          <w:szCs w:val="28"/>
+        </w:rPr>
+        <w:t>loop</w:t>
+      </w:r>
+      <w:proofErr w:type="spellEnd"/>
+      <w:r>
+        <w:rPr>
+          <w:rFonts w:ascii="Times New Roman" w:hAnsi="Times New Roman" w:cs="Times New Roman"/>
+          <w:sz w:val="28"/>
+          <w:szCs w:val="28"/>
+        </w:rPr>
+        <w:t xml:space="preserve"> на 1, щоб продовжувати надсилання, доки не натиснемо CTRL+C, встановлення </w:t>
+      </w:r>
+      <w:proofErr w:type="spellStart"/>
+      <w:r>
+        <w:rPr>
+          <w:rFonts w:ascii="Times New Roman" w:hAnsi="Times New Roman" w:cs="Times New Roman"/>
+          <w:sz w:val="28"/>
+          <w:szCs w:val="28"/>
+        </w:rPr>
+        <w:t>verbose</w:t>
+      </w:r>
+      <w:proofErr w:type="spellEnd"/>
+      <w:r>
+        <w:rPr>
+          <w:rFonts w:ascii="Times New Roman" w:hAnsi="Times New Roman" w:cs="Times New Roman"/>
+          <w:sz w:val="28"/>
+          <w:szCs w:val="28"/>
+        </w:rPr>
+        <w:t xml:space="preserve"> на 0 нічого не друкуватиме під час процесу. </w:t>
+      </w:r>
+    </w:p>
+    <w:p>
+      <w:pPr>
+        <w:jc w:val="both"/>
+        <w:rPr>
+          <w:rFonts w:ascii="Times New Roman" w:hAnsi="Times New Roman" w:cs="Times New Roman"/>
+          <w:sz w:val="28"/>
+          <w:szCs w:val="28"/>
+        </w:rPr>
+      </w:pPr>
+      <w:r>
+        <w:rPr>
+          <w:rFonts w:ascii="Times New Roman" w:hAnsi="Times New Roman" w:cs="Times New Roman"/>
+          <w:sz w:val="28"/>
+          <w:szCs w:val="28"/>
+        </w:rPr>
+        <w:t xml:space="preserve">8. Відкриваємо два термінали. В першому терміналі запускаємо команду: </w:t>
+      </w:r>
+      <w:proofErr w:type="spellStart"/>
+      <w:r>
+        <w:rPr>
+          <w:rFonts w:ascii="Times New Roman" w:hAnsi="Times New Roman" w:cs="Times New Roman"/>
+          <w:sz w:val="28"/>
+          <w:szCs w:val="28"/>
+        </w:rPr>
+        <w:t>ping</w:t>
+      </w:r>
+      <w:proofErr w:type="spellEnd"/>
+      <w:r>
+        <w:rPr>
+          <w:rFonts w:ascii="Times New Roman" w:hAnsi="Times New Roman" w:cs="Times New Roman"/>
+          <w:sz w:val="28"/>
+          <w:szCs w:val="28"/>
+        </w:rPr>
+        <w:t xml:space="preserve"> -t 192.168.1.1. В другому терміналі запускаємо </w:t>
+      </w:r>
+      <w:proofErr w:type="spellStart"/>
+      <w:r>
+        <w:rPr>
+          <w:rFonts w:ascii="Times New Roman" w:hAnsi="Times New Roman" w:cs="Times New Roman"/>
+          <w:sz w:val="28"/>
+          <w:szCs w:val="28"/>
+        </w:rPr>
+        <w:t>скрипт</w:t>
+      </w:r>
+      <w:proofErr w:type="spellEnd"/>
+      <w:r>
+        <w:rPr>
+          <w:rFonts w:ascii="Times New Roman" w:hAnsi="Times New Roman" w:cs="Times New Roman"/>
+          <w:sz w:val="28"/>
+          <w:szCs w:val="28"/>
+        </w:rPr>
+        <w:t xml:space="preserve"> командою: python3 synflooding.py. </w:t>
+      </w:r>
+    </w:p>
+    <w:p>
+      <w:pPr>
+        <w:jc w:val="both"/>
+        <w:rPr>
+          <w:rFonts w:ascii="Times New Roman" w:hAnsi="Times New Roman" w:cs="Times New Roman"/>
+          <w:sz w:val="28"/>
+          <w:szCs w:val="28"/>
+        </w:rPr>
+      </w:pPr>
+      <w:r>
+        <w:rPr>
+          <w:rFonts w:ascii="Times New Roman" w:hAnsi="Times New Roman" w:cs="Times New Roman"/>
+          <w:sz w:val="28"/>
+          <w:szCs w:val="28"/>
+        </w:rPr>
+        <w:t>9. Продемонструйте результати виконання synflooding.py</w:t>
+      </w:r>
+    </w:p>
+    <w:p>
+      <w:pPr>
+        <w:jc w:val="both"/>
+        <w:rPr>
+          <w:rFonts w:ascii="Times New Roman" w:hAnsi="Times New Roman" w:cs="Times New Roman"/>
+          <w:sz w:val="28"/>
+          <w:szCs w:val="28"/>
+        </w:rPr>
+      </w:pPr>
+      <w:r>
+        <w:rPr>
+          <w:rFonts w:ascii="Times New Roman" w:hAnsi="Times New Roman" w:cs="Times New Roman"/>
+          <w:sz w:val="28"/>
+          <w:szCs w:val="28"/>
+        </w:rPr>
+        <w:drawing>
+          <wp:inline distT="0" distB="0" distL="0" distR="0" wp14:anchorId="0B6762AD" wp14:editId="1C540A1B">
+            <wp:extent cx="5763429" cy="2172003"/>
+            <wp:effectExtent l="0" t="0" r="8890" b="0"/>
+            <wp:docPr id="1" name="Рисунок 1"/>
+            <wp:cNvGraphicFramePr>
+              <a:graphicFrameLocks xmlns:a="http://schemas.openxmlformats.org/drawingml/2006/main" noChangeAspect="1"/>
+            </wp:cNvGraphicFramePr>
+            <a:graphic xmlns:a="http://schemas.openxmlformats.org/drawingml/2006/main">
+              <a:graphicData uri="http://schemas.openxmlformats.org/drawingml/2006/picture">
+                <pic:pic xmlns:pic="http://schemas.openxmlformats.org/drawingml/2006/picture">
+                  <pic:nvPicPr>
+                    <pic:cNvPr id="1" name=""/>
+                    <pic:cNvPicPr/>
+                  </pic:nvPicPr>
+                  <pic:blipFill>
+                    <a:blip r:embed="rId4"/>
+                    <a:stretch>
+                      <a:fillRect/>
+                    </a:stretch>
+                  </pic:blipFill>
+                  <pic:spPr>
+                    <a:xfrm>
+                      <a:off x="0" y="0"/>
+                      <a:ext cx="5763429" cy="2172003"/>
+                    </a:xfrm>
+                    <a:prstGeom prst="rect">
+                      <a:avLst/>
+                    </a:prstGeom>
+                  </pic:spPr>
+                </pic:pic>
+              </a:graphicData>
+            </a:graphic>
+          </wp:inline>
+        </w:drawing>
+      </w:r>
+    </w:p>
+    <w:p>
+      <w:pPr>
+        <w:jc w:val="both"/>
+        <w:rPr>
+          <w:rFonts w:ascii="Times New Roman" w:hAnsi="Times New Roman" w:cs="Times New Roman"/>
+          <w:sz w:val="28"/>
+          <w:szCs w:val="28"/>
+        </w:rPr>
+      </w:pPr>
+      <w:r>
+        <w:rPr>
+          <w:rFonts w:ascii="Times New Roman" w:hAnsi="Times New Roman" w:cs="Times New Roman"/>
+          <w:sz w:val="28"/>
+          <w:szCs w:val="28"/>
+        </w:rPr>
+        <w:lastRenderedPageBreak/>
+        <w:drawing>
+          <wp:inline distT="0" distB="0" distL="0" distR="0" wp14:anchorId="046F2608" wp14:editId="61F85848">
+            <wp:extent cx="4934639" cy="4058216"/>
+            <wp:effectExtent l="0" t="0" r="0" b="0"/>
+            <wp:docPr id="2" name="Рисунок 2"/>
+            <wp:cNvGraphicFramePr>
+              <a:graphicFrameLocks xmlns:a="http://schemas.openxmlformats.org/drawingml/2006/main" noChangeAspect="1"/>
+            </wp:cNvGraphicFramePr>
+            <a:graphic xmlns:a="http://schemas.openxmlformats.org/drawingml/2006/main">
+              <a:graphicData uri="http://schemas.openxmlformats.org/drawingml/2006/picture">
+                <pic:pic xmlns:pic="http://schemas.openxmlformats.org/drawingml/2006/picture">
+                  <pic:nvPicPr>
+                    <pic:cNvPr id="1" name=""/>
+                    <pic:cNvPicPr/>
+                  </pic:nvPicPr>
+                  <pic:blipFill>
+                    <a:blip r:embed="rId5"/>
+                    <a:stretch>
+                      <a:fillRect/>
+                    </a:stretch>
+                  </pic:blipFill>
+                  <pic:spPr>
+                    <a:xfrm>
+                      <a:off x="0" y="0"/>
+                      <a:ext cx="4934639" cy="4058216"/>
+                    </a:xfrm>
+                    <a:prstGeom prst="rect">
+                      <a:avLst/>
+                    </a:prstGeom>
+                  </pic:spPr>
+                </pic:pic>
+              </a:graphicData>
+            </a:graphic>
+          </wp:inline>
+        </w:drawing>
+      </w:r>
+    </w:p>
+    <w:p>
+      <w:pPr>
+        <w:jc w:val="both"/>
+        <w:rPr>
+          <w:rFonts w:ascii="Times New Roman" w:hAnsi="Times New Roman" w:cs="Times New Roman"/>
+          <w:b/>
+          <w:sz w:val="28"/>
+          <w:szCs w:val="28"/>
+        </w:rPr>
+      </w:pPr>
+      <w:r>
+        <w:rPr>
+          <w:rFonts w:ascii="Times New Roman" w:hAnsi="Times New Roman" w:cs="Times New Roman"/>
+          <w:b/>
+          <w:sz w:val="28"/>
+          <w:szCs w:val="28"/>
+        </w:rPr>
+        <w:t>synflooding.py</w:t>
+      </w:r>
+    </w:p>
+    <w:p>
+      <w:pPr>
+        <w:shd w:val="clear" w:color="auto" w:fill="222A38"/>
+        <w:spacing w:after="0" w:line="285" w:lineRule="atLeast"/>
+        <w:rPr>
+          <w:rFonts w:ascii="Consolas" w:eastAsia="Times New Roman" w:hAnsi="Consolas" w:cs="Times New Roman"/>
+          <w:color w:val="D8DDE7"/>
+          <w:sz w:val="21"/>
+          <w:szCs w:val="21"/>
+          <w:lang w:eastAsia="uk-UA"/>
+        </w:rPr>
+      </w:pPr>
+      <w:proofErr w:type="spellStart"/>
+      <w:r>
+        <w:rPr>
+          <w:rFonts w:ascii="Consolas" w:eastAsia="Times New Roman" w:hAnsi="Consolas" w:cs="Times New Roman"/>
+          <w:color w:val="EACD61"/>
+          <w:sz w:val="21"/>
+          <w:szCs w:val="21"/>
+          <w:lang w:eastAsia="uk-UA"/>
+        </w:rPr>
+        <w:t>from</w:t>
+      </w:r>
+      <w:proofErr w:type="spellEnd"/>
+      <w:r>
+        <w:rPr>
+          <w:rFonts w:ascii="Consolas" w:eastAsia="Times New Roman" w:hAnsi="Consolas" w:cs="Times New Roman"/>
+          <w:color w:val="B9C2D3"/>
+          <w:sz w:val="21"/>
+          <w:szCs w:val="21"/>
+          <w:lang w:eastAsia="uk-UA"/>
+        </w:rPr>
+        <w:t xml:space="preserve"> </w:t>
+      </w:r>
+      <w:proofErr w:type="spellStart"/>
+      <w:r>
+        <w:rPr>
+          <w:rFonts w:ascii="Consolas" w:eastAsia="Times New Roman" w:hAnsi="Consolas" w:cs="Times New Roman"/>
+          <w:color w:val="69C3FF"/>
+          <w:sz w:val="21"/>
+          <w:szCs w:val="21"/>
+          <w:lang w:eastAsia="uk-UA"/>
+        </w:rPr>
+        <w:t>scapy</w:t>
+      </w:r>
+      <w:r>
+        <w:rPr>
+          <w:rFonts w:ascii="Consolas" w:eastAsia="Times New Roman" w:hAnsi="Consolas" w:cs="Times New Roman"/>
+          <w:color w:val="D8DDE7"/>
+          <w:sz w:val="21"/>
+          <w:szCs w:val="21"/>
+          <w:lang w:eastAsia="uk-UA"/>
+        </w:rPr>
+        <w:t>.</w:t>
+      </w:r>
+      <w:r>
+        <w:rPr>
+          <w:rFonts w:ascii="Consolas" w:eastAsia="Times New Roman" w:hAnsi="Consolas" w:cs="Times New Roman"/>
+          <w:color w:val="69C3FF"/>
+          <w:sz w:val="21"/>
+          <w:szCs w:val="21"/>
+          <w:lang w:eastAsia="uk-UA"/>
+        </w:rPr>
+        <w:t>all</w:t>
+      </w:r>
+      <w:proofErr w:type="spellEnd"/>
+      <w:r>
+        <w:rPr>
+          <w:rFonts w:ascii="Consolas" w:eastAsia="Times New Roman" w:hAnsi="Consolas" w:cs="Times New Roman"/>
+          <w:color w:val="B9C2D3"/>
+          <w:sz w:val="21"/>
+          <w:szCs w:val="21"/>
+          <w:lang w:eastAsia="uk-UA"/>
+        </w:rPr>
+        <w:t xml:space="preserve"> </w:t>
+      </w:r>
+      <w:proofErr w:type="spellStart"/>
+      <w:r>
+        <w:rPr>
+          <w:rFonts w:ascii="Consolas" w:eastAsia="Times New Roman" w:hAnsi="Consolas" w:cs="Times New Roman"/>
+          <w:color w:val="EACD61"/>
+          <w:sz w:val="21"/>
+          <w:szCs w:val="21"/>
+          <w:lang w:eastAsia="uk-UA"/>
+        </w:rPr>
+        <w:t>import</w:t>
+      </w:r>
+      <w:proofErr w:type="spellEnd"/>
+      <w:r>
+        <w:rPr>
+          <w:rFonts w:ascii="Consolas" w:eastAsia="Times New Roman" w:hAnsi="Consolas" w:cs="Times New Roman"/>
+          <w:color w:val="B9C2D3"/>
+          <w:sz w:val="21"/>
+          <w:szCs w:val="21"/>
+          <w:lang w:eastAsia="uk-UA"/>
+        </w:rPr>
+        <w:t xml:space="preserve"> </w:t>
+      </w:r>
+      <w:r>
+        <w:rPr>
+          <w:rFonts w:ascii="Consolas" w:eastAsia="Times New Roman" w:hAnsi="Consolas" w:cs="Times New Roman"/>
+          <w:color w:val="EACD61"/>
+          <w:sz w:val="21"/>
+          <w:szCs w:val="21"/>
+          <w:lang w:eastAsia="uk-UA"/>
+        </w:rPr>
+        <w:t>*</w:t>
+      </w:r>
+      <w:r>
+        <w:rPr>
+          <w:rFonts w:ascii="Consolas" w:eastAsia="Times New Roman" w:hAnsi="Consolas" w:cs="Times New Roman"/>
+          <w:color w:val="B9C2D3"/>
+          <w:sz w:val="21"/>
+          <w:szCs w:val="21"/>
+          <w:lang w:eastAsia="uk-UA"/>
+        </w:rPr>
+        <w:t xml:space="preserve"> </w:t>
+      </w:r>
+      <w:r>
+        <w:rPr>
+          <w:rFonts w:ascii="Consolas" w:eastAsia="Times New Roman" w:hAnsi="Consolas" w:cs="Times New Roman"/>
+          <w:i/>
+          <w:iCs/>
+          <w:color w:val="536686"/>
+          <w:sz w:val="21"/>
+          <w:szCs w:val="21"/>
+          <w:lang w:eastAsia="uk-UA"/>
+        </w:rPr>
+        <w:t>#</w:t>
+      </w:r>
+    </w:p>
+    <w:p>
+      <w:pPr>
+        <w:shd w:val="clear" w:color="auto" w:fill="222A38"/>
+        <w:spacing w:after="0" w:line="285" w:lineRule="atLeast"/>
+        <w:rPr>
+          <w:rFonts w:ascii="Consolas" w:eastAsia="Times New Roman" w:hAnsi="Consolas" w:cs="Times New Roman"/>
+          <w:color w:val="D8DDE7"/>
+          <w:sz w:val="21"/>
+          <w:szCs w:val="21"/>
+          <w:lang w:eastAsia="uk-UA"/>
+        </w:rPr>
+      </w:pPr>
+    </w:p>
+    <w:p>
+      <w:pPr>
+        <w:shd w:val="clear" w:color="auto" w:fill="222A38"/>
+        <w:spacing w:after="0" w:line="285" w:lineRule="atLeast"/>
+        <w:rPr>
+          <w:rFonts w:ascii="Consolas" w:eastAsia="Times New Roman" w:hAnsi="Consolas" w:cs="Times New Roman"/>
+          <w:color w:val="D8DDE7"/>
+          <w:sz w:val="21"/>
+          <w:szCs w:val="21"/>
+          <w:lang w:eastAsia="uk-UA"/>
+        </w:rPr>
+      </w:pPr>
+      <w:proofErr w:type="spellStart"/>
+      <w:r>
+        <w:rPr>
+          <w:rFonts w:ascii="Consolas" w:eastAsia="Times New Roman" w:hAnsi="Consolas" w:cs="Times New Roman"/>
+          <w:color w:val="22ECDB"/>
+          <w:sz w:val="21"/>
+          <w:szCs w:val="21"/>
+          <w:lang w:eastAsia="uk-UA"/>
+        </w:rPr>
+        <w:t>def</w:t>
+      </w:r>
+      <w:proofErr w:type="spellEnd"/>
+      <w:r>
+        <w:rPr>
+          <w:rFonts w:ascii="Consolas" w:eastAsia="Times New Roman" w:hAnsi="Consolas" w:cs="Times New Roman"/>
+          <w:color w:val="69C3FF"/>
+          <w:sz w:val="21"/>
+          <w:szCs w:val="21"/>
+          <w:lang w:eastAsia="uk-UA"/>
+        </w:rPr>
+        <w:t xml:space="preserve"> </w:t>
+      </w:r>
+      <w:proofErr w:type="spellStart"/>
+      <w:r>
+        <w:rPr>
+          <w:rFonts w:ascii="Consolas" w:eastAsia="Times New Roman" w:hAnsi="Consolas" w:cs="Times New Roman"/>
+          <w:color w:val="69C3FF"/>
+          <w:sz w:val="21"/>
+          <w:szCs w:val="21"/>
+          <w:lang w:eastAsia="uk-UA"/>
+        </w:rPr>
+        <w:t>main</w:t>
+      </w:r>
+      <w:proofErr w:type="spellEnd"/>
+      <w:r>
+        <w:rPr>
+          <w:rFonts w:ascii="Consolas" w:eastAsia="Times New Roman" w:hAnsi="Consolas" w:cs="Times New Roman"/>
+          <w:color w:val="D8DDE7"/>
+          <w:sz w:val="21"/>
+          <w:szCs w:val="21"/>
+          <w:lang w:eastAsia="uk-UA"/>
+        </w:rPr>
+        <w:t>():</w:t>
+      </w:r>
+    </w:p>
+    <w:p>
+      <w:pPr>
+        <w:shd w:val="clear" w:color="auto" w:fill="222A38"/>
+        <w:spacing w:after="0" w:line="285" w:lineRule="atLeast"/>
+        <w:rPr>
+          <w:rFonts w:ascii="Consolas" w:eastAsia="Times New Roman" w:hAnsi="Consolas" w:cs="Times New Roman"/>
+          <w:color w:val="D8DDE7"/>
+          <w:sz w:val="21"/>
+          <w:szCs w:val="21"/>
+          <w:lang w:eastAsia="uk-UA"/>
+        </w:rPr>
+      </w:pPr>
+      <w:r>
+        <w:rPr>
+          <w:rFonts w:ascii="Consolas" w:eastAsia="Times New Roman" w:hAnsi="Consolas" w:cs="Times New Roman"/>
+          <w:color w:val="B9C2D3"/>
+          <w:sz w:val="21"/>
+          <w:szCs w:val="21"/>
+          <w:lang w:eastAsia="uk-UA"/>
+        </w:rPr>
+        <w:t xml:space="preserve">    </w:t>
+      </w:r>
+      <w:proofErr w:type="spellStart"/>
+      <w:r>
+        <w:rPr>
+          <w:rFonts w:ascii="Consolas" w:eastAsia="Times New Roman" w:hAnsi="Consolas" w:cs="Times New Roman"/>
+          <w:color w:val="69C3FF"/>
+          <w:sz w:val="21"/>
+          <w:szCs w:val="21"/>
+          <w:lang w:eastAsia="uk-UA"/>
+        </w:rPr>
+        <w:t>print</w:t>
+      </w:r>
+      <w:proofErr w:type="spellEnd"/>
+      <w:r>
+        <w:rPr>
+          <w:rFonts w:ascii="Consolas" w:eastAsia="Times New Roman" w:hAnsi="Consolas" w:cs="Times New Roman"/>
+          <w:color w:val="D8DDE7"/>
+          <w:sz w:val="21"/>
+          <w:szCs w:val="21"/>
+          <w:lang w:eastAsia="uk-UA"/>
+        </w:rPr>
+        <w:t>(</w:t>
+      </w:r>
+      <w:r>
+        <w:rPr>
+          <w:rFonts w:ascii="Consolas" w:eastAsia="Times New Roman" w:hAnsi="Consolas" w:cs="Times New Roman"/>
+          <w:color w:val="3CEC85"/>
+          <w:sz w:val="21"/>
+          <w:szCs w:val="21"/>
+          <w:lang w:eastAsia="uk-UA"/>
+        </w:rPr>
+        <w:t xml:space="preserve">"--- Тестування SYN </w:t>
+      </w:r>
+      <w:proofErr w:type="spellStart"/>
+      <w:r>
+        <w:rPr>
+          <w:rFonts w:ascii="Consolas" w:eastAsia="Times New Roman" w:hAnsi="Consolas" w:cs="Times New Roman"/>
+          <w:color w:val="3CEC85"/>
+          <w:sz w:val="21"/>
+          <w:szCs w:val="21"/>
+          <w:lang w:eastAsia="uk-UA"/>
+        </w:rPr>
+        <w:t>Flooding</w:t>
+      </w:r>
+      <w:proofErr w:type="spellEnd"/>
+      <w:r>
+        <w:rPr>
+          <w:rFonts w:ascii="Consolas" w:eastAsia="Times New Roman" w:hAnsi="Consolas" w:cs="Times New Roman"/>
+          <w:color w:val="3CEC85"/>
+          <w:sz w:val="21"/>
+          <w:szCs w:val="21"/>
+          <w:lang w:eastAsia="uk-UA"/>
+        </w:rPr>
+        <w:t xml:space="preserve"> ---"</w:t>
+      </w:r>
+      <w:r>
+        <w:rPr>
+          <w:rFonts w:ascii="Consolas" w:eastAsia="Times New Roman" w:hAnsi="Consolas" w:cs="Times New Roman"/>
+          <w:color w:val="D8DDE7"/>
+          <w:sz w:val="21"/>
+          <w:szCs w:val="21"/>
+          <w:lang w:eastAsia="uk-UA"/>
+        </w:rPr>
+        <w:t>)</w:t>
+      </w:r>
+    </w:p>
+    <w:p>
+      <w:pPr>
+        <w:shd w:val="clear" w:color="auto" w:fill="222A38"/>
+        <w:spacing w:after="0" w:line="285" w:lineRule="atLeast"/>
+        <w:rPr>
+          <w:rFonts w:ascii="Consolas" w:eastAsia="Times New Roman" w:hAnsi="Consolas" w:cs="Times New Roman"/>
+          <w:color w:val="D8DDE7"/>
+          <w:sz w:val="21"/>
+          <w:szCs w:val="21"/>
+          <w:lang w:eastAsia="uk-UA"/>
+        </w:rPr>
+      </w:pPr>
+      <w:r>
+        <w:rPr>
+          <w:rFonts w:ascii="Consolas" w:eastAsia="Times New Roman" w:hAnsi="Consolas" w:cs="Times New Roman"/>
+          <w:color w:val="B9C2D3"/>
+          <w:sz w:val="21"/>
+          <w:szCs w:val="21"/>
+          <w:lang w:eastAsia="uk-UA"/>
+        </w:rPr>
+        <w:t xml:space="preserve">    </w:t>
+      </w:r>
+    </w:p>
+    <w:p>
+      <w:pPr>
+        <w:shd w:val="clear" w:color="auto" w:fill="222A38"/>
+        <w:spacing w:after="0" w:line="285" w:lineRule="atLeast"/>
+        <w:rPr>
+          <w:rFonts w:ascii="Consolas" w:eastAsia="Times New Roman" w:hAnsi="Consolas" w:cs="Times New Roman"/>
+          <w:color w:val="D8DDE7"/>
+          <w:sz w:val="21"/>
+          <w:szCs w:val="21"/>
+          <w:lang w:eastAsia="uk-UA"/>
+        </w:rPr>
+      </w:pPr>
+      <w:r>
+        <w:rPr>
+          <w:rFonts w:ascii="Consolas" w:eastAsia="Times New Roman" w:hAnsi="Consolas" w:cs="Times New Roman"/>
+          <w:color w:val="B9C2D3"/>
+          <w:sz w:val="21"/>
+          <w:szCs w:val="21"/>
+          <w:lang w:eastAsia="uk-UA"/>
+        </w:rPr>
+        <w:t xml:space="preserve">    </w:t>
+      </w:r>
+      <w:r>
+        <w:rPr>
+          <w:rFonts w:ascii="Consolas" w:eastAsia="Times New Roman" w:hAnsi="Consolas" w:cs="Times New Roman"/>
+          <w:i/>
+          <w:iCs/>
+          <w:color w:val="536686"/>
+          <w:sz w:val="21"/>
+          <w:szCs w:val="21"/>
+          <w:lang w:eastAsia="uk-UA"/>
+        </w:rPr>
+        <w:t xml:space="preserve"># Встановлюємо IP-адресу цілі (ОБОВ'ЯЗКОВО: тільки локальний тестовий </w:t>
+      </w:r>
+      <w:proofErr w:type="spellStart"/>
+      <w:r>
+        <w:rPr>
+          <w:rFonts w:ascii="Consolas" w:eastAsia="Times New Roman" w:hAnsi="Consolas" w:cs="Times New Roman"/>
+          <w:i/>
+          <w:iCs/>
+          <w:color w:val="536686"/>
+          <w:sz w:val="21"/>
+          <w:szCs w:val="21"/>
+          <w:lang w:eastAsia="uk-UA"/>
+        </w:rPr>
+        <w:t>роутер</w:t>
+      </w:r>
+      <w:proofErr w:type="spellEnd"/>
+      <w:r>
+        <w:rPr>
+          <w:rFonts w:ascii="Consolas" w:eastAsia="Times New Roman" w:hAnsi="Consolas" w:cs="Times New Roman"/>
+          <w:i/>
+          <w:iCs/>
+          <w:color w:val="536686"/>
+          <w:sz w:val="21"/>
+          <w:szCs w:val="21"/>
+          <w:lang w:eastAsia="uk-UA"/>
+        </w:rPr>
+        <w:t>/машина!)</w:t>
+      </w:r>
+    </w:p>
+    <w:p>
+      <w:pPr>
+        <w:shd w:val="clear" w:color="auto" w:fill="222A38"/>
+        <w:spacing w:after="0" w:line="285" w:lineRule="atLeast"/>
+        <w:rPr>
+          <w:rFonts w:ascii="Consolas" w:eastAsia="Times New Roman" w:hAnsi="Consolas" w:cs="Times New Roman"/>
+          <w:color w:val="D8DDE7"/>
+          <w:sz w:val="21"/>
+          <w:szCs w:val="21"/>
+          <w:lang w:eastAsia="uk-UA"/>
+        </w:rPr>
+      </w:pPr>
+      <w:r>
+        <w:rPr>
+          <w:rFonts w:ascii="Consolas" w:eastAsia="Times New Roman" w:hAnsi="Consolas" w:cs="Times New Roman"/>
+          <w:color w:val="B9C2D3"/>
+          <w:sz w:val="21"/>
+          <w:szCs w:val="21"/>
+          <w:lang w:eastAsia="uk-UA"/>
+        </w:rPr>
+        <w:t xml:space="preserve">    </w:t>
+      </w:r>
+      <w:proofErr w:type="spellStart"/>
+      <w:r>
+        <w:rPr>
+          <w:rFonts w:ascii="Consolas" w:eastAsia="Times New Roman" w:hAnsi="Consolas" w:cs="Times New Roman"/>
+          <w:color w:val="FF738A"/>
+          <w:sz w:val="21"/>
+          <w:szCs w:val="21"/>
+          <w:lang w:eastAsia="uk-UA"/>
+        </w:rPr>
+        <w:t>target_ip</w:t>
+      </w:r>
+      <w:proofErr w:type="spellEnd"/>
+      <w:r>
+        <w:rPr>
+          <w:rFonts w:ascii="Consolas" w:eastAsia="Times New Roman" w:hAnsi="Consolas" w:cs="Times New Roman"/>
+          <w:color w:val="B9C2D3"/>
+          <w:sz w:val="21"/>
+          <w:szCs w:val="21"/>
+          <w:lang w:eastAsia="uk-UA"/>
+        </w:rPr>
+        <w:t xml:space="preserve"> </w:t>
+      </w:r>
+      <w:r>
+        <w:rPr>
+          <w:rFonts w:ascii="Consolas" w:eastAsia="Times New Roman" w:hAnsi="Consolas" w:cs="Times New Roman"/>
+          <w:color w:val="EACD61"/>
+          <w:sz w:val="21"/>
+          <w:szCs w:val="21"/>
+          <w:lang w:eastAsia="uk-UA"/>
+        </w:rPr>
+        <w:t>=</w:t>
+      </w:r>
+      <w:r>
+        <w:rPr>
+          <w:rFonts w:ascii="Consolas" w:eastAsia="Times New Roman" w:hAnsi="Consolas" w:cs="Times New Roman"/>
+          <w:color w:val="B9C2D3"/>
+          <w:sz w:val="21"/>
+          <w:szCs w:val="21"/>
+          <w:lang w:eastAsia="uk-UA"/>
+        </w:rPr>
+        <w:t xml:space="preserve"> </w:t>
+      </w:r>
+      <w:r>
+        <w:rPr>
+          <w:rFonts w:ascii="Consolas" w:eastAsia="Times New Roman" w:hAnsi="Consolas" w:cs="Times New Roman"/>
+          <w:color w:val="3CEC85"/>
+          <w:sz w:val="21"/>
+          <w:szCs w:val="21"/>
+          <w:lang w:eastAsia="uk-UA"/>
+        </w:rPr>
+        <w:t>"192.168.1.1"</w:t>
+      </w:r>
+      <w:r>
+        <w:rPr>
+          <w:rFonts w:ascii="Consolas" w:eastAsia="Times New Roman" w:hAnsi="Consolas" w:cs="Times New Roman"/>
+          <w:color w:val="B9C2D3"/>
+          <w:sz w:val="21"/>
+          <w:szCs w:val="21"/>
+          <w:lang w:eastAsia="uk-UA"/>
+        </w:rPr>
+        <w:t xml:space="preserve"> </w:t>
+      </w:r>
+      <w:r>
+        <w:rPr>
+          <w:rFonts w:ascii="Consolas" w:eastAsia="Times New Roman" w:hAnsi="Consolas" w:cs="Times New Roman"/>
+          <w:i/>
+          <w:iCs/>
+          <w:color w:val="536686"/>
+          <w:sz w:val="21"/>
+          <w:szCs w:val="21"/>
+          <w:lang w:eastAsia="uk-UA"/>
+        </w:rPr>
+        <w:t>#</w:t>
+      </w:r>
+    </w:p>
+    <w:p>
+      <w:pPr>
+        <w:shd w:val="clear" w:color="auto" w:fill="222A38"/>
+        <w:spacing w:after="0" w:line="285" w:lineRule="atLeast"/>
+        <w:rPr>
+          <w:rFonts w:ascii="Consolas" w:eastAsia="Times New Roman" w:hAnsi="Consolas" w:cs="Times New Roman"/>
+          <w:color w:val="D8DDE7"/>
+          <w:sz w:val="21"/>
+          <w:szCs w:val="21"/>
+          <w:lang w:eastAsia="uk-UA"/>
+        </w:rPr>
+      </w:pPr>
+      <w:r>
+        <w:rPr>
+          <w:rFonts w:ascii="Consolas" w:eastAsia="Times New Roman" w:hAnsi="Consolas" w:cs="Times New Roman"/>
+          <w:color w:val="B9C2D3"/>
+          <w:sz w:val="21"/>
+          <w:szCs w:val="21"/>
+          <w:lang w:eastAsia="uk-UA"/>
+        </w:rPr>
+        <w:t xml:space="preserve">    </w:t>
+      </w:r>
+    </w:p>
+    <w:p>
+      <w:pPr>
+        <w:shd w:val="clear" w:color="auto" w:fill="222A38"/>
+        <w:spacing w:after="0" w:line="285" w:lineRule="atLeast"/>
+        <w:rPr>
+          <w:rFonts w:ascii="Consolas" w:eastAsia="Times New Roman" w:hAnsi="Consolas" w:cs="Times New Roman"/>
+          <w:color w:val="D8DDE7"/>
+          <w:sz w:val="21"/>
+          <w:szCs w:val="21"/>
+          <w:lang w:eastAsia="uk-UA"/>
+        </w:rPr>
+      </w:pPr>
+      <w:r>
+        <w:rPr>
+          <w:rFonts w:ascii="Consolas" w:eastAsia="Times New Roman" w:hAnsi="Consolas" w:cs="Times New Roman"/>
+          <w:color w:val="B9C2D3"/>
+          <w:sz w:val="21"/>
+          <w:szCs w:val="21"/>
+          <w:lang w:eastAsia="uk-UA"/>
+        </w:rPr>
+        <w:t xml:space="preserve">    </w:t>
+      </w:r>
+      <w:r>
+        <w:rPr>
+          <w:rFonts w:ascii="Consolas" w:eastAsia="Times New Roman" w:hAnsi="Consolas" w:cs="Times New Roman"/>
+          <w:i/>
+          <w:iCs/>
+          <w:color w:val="536686"/>
+          <w:sz w:val="21"/>
+          <w:szCs w:val="21"/>
+          <w:lang w:eastAsia="uk-UA"/>
+        </w:rPr>
+        <w:t># Встановлюємо цільовий порт (наприклад, 80 для HTTP)</w:t>
+      </w:r>
+    </w:p>
+    <w:p>
+      <w:pPr>
+        <w:shd w:val="clear" w:color="auto" w:fill="222A38"/>
+        <w:spacing w:after="0" w:line="285" w:lineRule="atLeast"/>
+        <w:rPr>
+          <w:rFonts w:ascii="Consolas" w:eastAsia="Times New Roman" w:hAnsi="Consolas" w:cs="Times New Roman"/>
+          <w:color w:val="D8DDE7"/>
+          <w:sz w:val="21"/>
+          <w:szCs w:val="21"/>
+          <w:lang w:eastAsia="uk-UA"/>
+        </w:rPr>
+      </w:pPr>
+      <w:r>
+        <w:rPr>
+          <w:rFonts w:ascii="Consolas" w:eastAsia="Times New Roman" w:hAnsi="Consolas" w:cs="Times New Roman"/>
+          <w:color w:val="B9C2D3"/>
+          <w:sz w:val="21"/>
+          <w:szCs w:val="21"/>
+          <w:lang w:eastAsia="uk-UA"/>
+        </w:rPr>
+        <w:t xml:space="preserve">    </w:t>
+      </w:r>
+      <w:proofErr w:type="spellStart"/>
+      <w:r>
+        <w:rPr>
+          <w:rFonts w:ascii="Consolas" w:eastAsia="Times New Roman" w:hAnsi="Consolas" w:cs="Times New Roman"/>
+          <w:color w:val="FF738A"/>
+          <w:sz w:val="21"/>
+          <w:szCs w:val="21"/>
+          <w:lang w:eastAsia="uk-UA"/>
+        </w:rPr>
+        <w:t>target_port</w:t>
+      </w:r>
+      <w:proofErr w:type="spellEnd"/>
+      <w:r>
+        <w:rPr>
+          <w:rFonts w:ascii="Consolas" w:eastAsia="Times New Roman" w:hAnsi="Consolas" w:cs="Times New Roman"/>
+          <w:color w:val="B9C2D3"/>
+          <w:sz w:val="21"/>
+          <w:szCs w:val="21"/>
+          <w:lang w:eastAsia="uk-UA"/>
+        </w:rPr>
+        <w:t xml:space="preserve"> </w:t>
+      </w:r>
+      <w:r>
+        <w:rPr>
+          <w:rFonts w:ascii="Consolas" w:eastAsia="Times New Roman" w:hAnsi="Consolas" w:cs="Times New Roman"/>
+          <w:color w:val="EACD61"/>
+          <w:sz w:val="21"/>
+          <w:szCs w:val="21"/>
+          <w:lang w:eastAsia="uk-UA"/>
+        </w:rPr>
+        <w:t>=</w:t>
+      </w:r>
+      <w:r>
+        <w:rPr>
+          <w:rFonts w:ascii="Consolas" w:eastAsia="Times New Roman" w:hAnsi="Consolas" w:cs="Times New Roman"/>
+          <w:color w:val="B9C2D3"/>
+          <w:sz w:val="21"/>
+          <w:szCs w:val="21"/>
+          <w:lang w:eastAsia="uk-UA"/>
+        </w:rPr>
+        <w:t xml:space="preserve"> </w:t>
+      </w:r>
+      <w:r>
+        <w:rPr>
+          <w:rFonts w:ascii="Consolas" w:eastAsia="Times New Roman" w:hAnsi="Consolas" w:cs="Times New Roman"/>
+          <w:color w:val="FF955C"/>
+          <w:sz w:val="21"/>
+          <w:szCs w:val="21"/>
+          <w:lang w:eastAsia="uk-UA"/>
+        </w:rPr>
+        <w:t>80</w:t>
+      </w:r>
+      <w:r>
+        <w:rPr>
+          <w:rFonts w:ascii="Consolas" w:eastAsia="Times New Roman" w:hAnsi="Consolas" w:cs="Times New Roman"/>
+          <w:color w:val="B9C2D3"/>
+          <w:sz w:val="21"/>
+          <w:szCs w:val="21"/>
+          <w:lang w:eastAsia="uk-UA"/>
+        </w:rPr>
+        <w:t xml:space="preserve"> </w:t>
+      </w:r>
+      <w:r>
+        <w:rPr>
+          <w:rFonts w:ascii="Consolas" w:eastAsia="Times New Roman" w:hAnsi="Consolas" w:cs="Times New Roman"/>
+          <w:i/>
+          <w:iCs/>
+          <w:color w:val="536686"/>
+          <w:sz w:val="21"/>
+          <w:szCs w:val="21"/>
+          <w:lang w:eastAsia="uk-UA"/>
+        </w:rPr>
+        <w:t>#</w:t>
+      </w:r>
+    </w:p>
+    <w:p>
+      <w:pPr>
+        <w:shd w:val="clear" w:color="auto" w:fill="222A38"/>
+        <w:spacing w:after="0" w:line="285" w:lineRule="atLeast"/>
+        <w:rPr>
+          <w:rFonts w:ascii="Consolas" w:eastAsia="Times New Roman" w:hAnsi="Consolas" w:cs="Times New Roman"/>
+          <w:color w:val="D8DDE7"/>
+          <w:sz w:val="21"/>
+          <w:szCs w:val="21"/>
+          <w:lang w:eastAsia="uk-UA"/>
+        </w:rPr>
+      </w:pPr>
+      <w:r>
+        <w:rPr>
+          <w:rFonts w:ascii="Consolas" w:eastAsia="Times New Roman" w:hAnsi="Consolas" w:cs="Times New Roman"/>
+          <w:color w:val="B9C2D3"/>
+          <w:sz w:val="21"/>
+          <w:szCs w:val="21"/>
+          <w:lang w:eastAsia="uk-UA"/>
+        </w:rPr>
+        <w:t xml:space="preserve">    </w:t>
+      </w:r>
+    </w:p>
+    <w:p>
+      <w:pPr>
+        <w:shd w:val="clear" w:color="auto" w:fill="222A38"/>
+        <w:spacing w:after="0" w:line="285" w:lineRule="atLeast"/>
+        <w:rPr>
+          <w:rFonts w:ascii="Consolas" w:eastAsia="Times New Roman" w:hAnsi="Consolas" w:cs="Times New Roman"/>
+          <w:color w:val="D8DDE7"/>
+          <w:sz w:val="21"/>
+          <w:szCs w:val="21"/>
+          <w:lang w:eastAsia="uk-UA"/>
+        </w:rPr>
+      </w:pPr>
+      <w:r>
+        <w:rPr>
+          <w:rFonts w:ascii="Consolas" w:eastAsia="Times New Roman" w:hAnsi="Consolas" w:cs="Times New Roman"/>
+          <w:color w:val="B9C2D3"/>
+          <w:sz w:val="21"/>
+          <w:szCs w:val="21"/>
+          <w:lang w:eastAsia="uk-UA"/>
+        </w:rPr>
+        <w:t xml:space="preserve">    </w:t>
+      </w:r>
+      <w:proofErr w:type="spellStart"/>
+      <w:r>
+        <w:rPr>
+          <w:rFonts w:ascii="Consolas" w:eastAsia="Times New Roman" w:hAnsi="Consolas" w:cs="Times New Roman"/>
+          <w:color w:val="69C3FF"/>
+          <w:sz w:val="21"/>
+          <w:szCs w:val="21"/>
+          <w:lang w:eastAsia="uk-UA"/>
+        </w:rPr>
+        <w:t>print</w:t>
+      </w:r>
+      <w:proofErr w:type="spellEnd"/>
+      <w:r>
+        <w:rPr>
+          <w:rFonts w:ascii="Consolas" w:eastAsia="Times New Roman" w:hAnsi="Consolas" w:cs="Times New Roman"/>
+          <w:color w:val="D8DDE7"/>
+          <w:sz w:val="21"/>
+          <w:szCs w:val="21"/>
+          <w:lang w:eastAsia="uk-UA"/>
+        </w:rPr>
+        <w:t>(</w:t>
+      </w:r>
+      <w:proofErr w:type="spellStart"/>
+      <w:r>
+        <w:rPr>
+          <w:rFonts w:ascii="Consolas" w:eastAsia="Times New Roman" w:hAnsi="Consolas" w:cs="Times New Roman"/>
+          <w:color w:val="B78AFF"/>
+          <w:sz w:val="21"/>
+          <w:szCs w:val="21"/>
+          <w:lang w:eastAsia="uk-UA"/>
+        </w:rPr>
+        <w:t>f</w:t>
+      </w:r>
+      <w:r>
+        <w:rPr>
+          <w:rFonts w:ascii="Consolas" w:eastAsia="Times New Roman" w:hAnsi="Consolas" w:cs="Times New Roman"/>
+          <w:color w:val="3CEC85"/>
+          <w:sz w:val="21"/>
+          <w:szCs w:val="21"/>
+          <w:lang w:eastAsia="uk-UA"/>
+        </w:rPr>
+        <w:t>"Формування</w:t>
+      </w:r>
+      <w:proofErr w:type="spellEnd"/>
+      <w:r>
+        <w:rPr>
+          <w:rFonts w:ascii="Consolas" w:eastAsia="Times New Roman" w:hAnsi="Consolas" w:cs="Times New Roman"/>
+          <w:color w:val="3CEC85"/>
+          <w:sz w:val="21"/>
+          <w:szCs w:val="21"/>
+          <w:lang w:eastAsia="uk-UA"/>
+        </w:rPr>
+        <w:t xml:space="preserve"> пакетів для атаки на </w:t>
+      </w:r>
+      <w:r>
+        <w:rPr>
+          <w:rFonts w:ascii="Consolas" w:eastAsia="Times New Roman" w:hAnsi="Consolas" w:cs="Times New Roman"/>
+          <w:color w:val="E35535"/>
+          <w:sz w:val="21"/>
+          <w:szCs w:val="21"/>
+          <w:lang w:eastAsia="uk-UA"/>
+        </w:rPr>
+        <w:t>{</w:t>
+      </w:r>
+      <w:proofErr w:type="spellStart"/>
+      <w:r>
+        <w:rPr>
+          <w:rFonts w:ascii="Consolas" w:eastAsia="Times New Roman" w:hAnsi="Consolas" w:cs="Times New Roman"/>
+          <w:color w:val="FF738A"/>
+          <w:sz w:val="21"/>
+          <w:szCs w:val="21"/>
+          <w:lang w:eastAsia="uk-UA"/>
+        </w:rPr>
+        <w:t>target_ip</w:t>
+      </w:r>
+      <w:proofErr w:type="spellEnd"/>
+      <w:r>
+        <w:rPr>
+          <w:rFonts w:ascii="Consolas" w:eastAsia="Times New Roman" w:hAnsi="Consolas" w:cs="Times New Roman"/>
+          <w:color w:val="E35535"/>
+          <w:sz w:val="21"/>
+          <w:szCs w:val="21"/>
+          <w:lang w:eastAsia="uk-UA"/>
+        </w:rPr>
+        <w:t>}</w:t>
+      </w:r>
+      <w:r>
+        <w:rPr>
+          <w:rFonts w:ascii="Consolas" w:eastAsia="Times New Roman" w:hAnsi="Consolas" w:cs="Times New Roman"/>
+          <w:color w:val="3CEC85"/>
+          <w:sz w:val="21"/>
+          <w:szCs w:val="21"/>
+          <w:lang w:eastAsia="uk-UA"/>
+        </w:rPr>
+        <w:t>:</w:t>
+      </w:r>
+      <w:r>
+        <w:rPr>
+          <w:rFonts w:ascii="Consolas" w:eastAsia="Times New Roman" w:hAnsi="Consolas" w:cs="Times New Roman"/>
+          <w:color w:val="E35535"/>
+          <w:sz w:val="21"/>
+          <w:szCs w:val="21"/>
+          <w:lang w:eastAsia="uk-UA"/>
+        </w:rPr>
+        <w:t>{</w:t>
+      </w:r>
+      <w:proofErr w:type="spellStart"/>
+      <w:r>
+        <w:rPr>
+          <w:rFonts w:ascii="Consolas" w:eastAsia="Times New Roman" w:hAnsi="Consolas" w:cs="Times New Roman"/>
+          <w:color w:val="FF738A"/>
+          <w:sz w:val="21"/>
+          <w:szCs w:val="21"/>
+          <w:lang w:eastAsia="uk-UA"/>
+        </w:rPr>
+        <w:t>target_port</w:t>
+      </w:r>
+      <w:proofErr w:type="spellEnd"/>
+      <w:r>
+        <w:rPr>
+          <w:rFonts w:ascii="Consolas" w:eastAsia="Times New Roman" w:hAnsi="Consolas" w:cs="Times New Roman"/>
+          <w:color w:val="E35535"/>
+          <w:sz w:val="21"/>
+          <w:szCs w:val="21"/>
+          <w:lang w:eastAsia="uk-UA"/>
+        </w:rPr>
+        <w:t>}</w:t>
+      </w:r>
+      <w:r>
+        <w:rPr>
+          <w:rFonts w:ascii="Consolas" w:eastAsia="Times New Roman" w:hAnsi="Consolas" w:cs="Times New Roman"/>
+          <w:color w:val="3CEC85"/>
+          <w:sz w:val="21"/>
+          <w:szCs w:val="21"/>
+          <w:lang w:eastAsia="uk-UA"/>
+        </w:rPr>
+        <w:t>..."</w:t>
+      </w:r>
+      <w:r>
+        <w:rPr>
+          <w:rFonts w:ascii="Consolas" w:eastAsia="Times New Roman" w:hAnsi="Consolas" w:cs="Times New Roman"/>
+          <w:color w:val="D8DDE7"/>
+          <w:sz w:val="21"/>
+          <w:szCs w:val="21"/>
+          <w:lang w:eastAsia="uk-UA"/>
+        </w:rPr>
+        <w:t>)</w:t>
+      </w:r>
+    </w:p>
+    <w:p>
+      <w:pPr>
+        <w:shd w:val="clear" w:color="auto" w:fill="222A38"/>
+        <w:spacing w:after="0" w:line="285" w:lineRule="atLeast"/>
+        <w:rPr>
+          <w:rFonts w:ascii="Consolas" w:eastAsia="Times New Roman" w:hAnsi="Consolas" w:cs="Times New Roman"/>
+          <w:color w:val="D8DDE7"/>
+          <w:sz w:val="21"/>
+          <w:szCs w:val="21"/>
+          <w:lang w:eastAsia="uk-UA"/>
+        </w:rPr>
+      </w:pPr>
+    </w:p>
+    <w:p>
+      <w:pPr>
+        <w:shd w:val="clear" w:color="auto" w:fill="222A38"/>
+        <w:spacing w:after="0" w:line="285" w:lineRule="atLeast"/>
+        <w:rPr>
+          <w:rFonts w:ascii="Consolas" w:eastAsia="Times New Roman" w:hAnsi="Consolas" w:cs="Times New Roman"/>
+          <w:color w:val="D8DDE7"/>
+          <w:sz w:val="21"/>
+          <w:szCs w:val="21"/>
+          <w:lang w:eastAsia="uk-UA"/>
+        </w:rPr>
+      </w:pPr>
+      <w:r>
+        <w:rPr>
+          <w:rFonts w:ascii="Consolas" w:eastAsia="Times New Roman" w:hAnsi="Consolas" w:cs="Times New Roman"/>
+          <w:color w:val="B9C2D3"/>
+          <w:sz w:val="21"/>
+          <w:szCs w:val="21"/>
+          <w:lang w:eastAsia="uk-UA"/>
+        </w:rPr>
+        <w:t xml:space="preserve">    </w:t>
+      </w:r>
+      <w:r>
+        <w:rPr>
+          <w:rFonts w:ascii="Consolas" w:eastAsia="Times New Roman" w:hAnsi="Consolas" w:cs="Times New Roman"/>
+          <w:i/>
+          <w:iCs/>
+          <w:color w:val="536686"/>
+          <w:sz w:val="21"/>
+          <w:szCs w:val="21"/>
+          <w:lang w:eastAsia="uk-UA"/>
+        </w:rPr>
+        <w:t xml:space="preserve"># 1. Формуємо IP-рівень. </w:t>
+      </w:r>
+    </w:p>
+    <w:p>
+      <w:pPr>
+        <w:shd w:val="clear" w:color="auto" w:fill="222A38"/>
+        <w:spacing w:after="0" w:line="285" w:lineRule="atLeast"/>
+        <w:rPr>
+          <w:rFonts w:ascii="Consolas" w:eastAsia="Times New Roman" w:hAnsi="Consolas" w:cs="Times New Roman"/>
+          <w:color w:val="D8DDE7"/>
+          <w:sz w:val="21"/>
+          <w:szCs w:val="21"/>
+          <w:lang w:eastAsia="uk-UA"/>
+        </w:rPr>
+      </w:pPr>
+      <w:r>
+        <w:rPr>
+          <w:rFonts w:ascii="Consolas" w:eastAsia="Times New Roman" w:hAnsi="Consolas" w:cs="Times New Roman"/>
+          <w:color w:val="B9C2D3"/>
+          <w:sz w:val="21"/>
+          <w:szCs w:val="21"/>
+          <w:lang w:eastAsia="uk-UA"/>
+        </w:rPr>
+        <w:t xml:space="preserve">    </w:t>
+      </w:r>
+      <w:r>
+        <w:rPr>
+          <w:rFonts w:ascii="Consolas" w:eastAsia="Times New Roman" w:hAnsi="Consolas" w:cs="Times New Roman"/>
+          <w:i/>
+          <w:iCs/>
+          <w:color w:val="536686"/>
+          <w:sz w:val="21"/>
+          <w:szCs w:val="21"/>
+          <w:lang w:eastAsia="uk-UA"/>
+        </w:rPr>
+        <w:t># Щоб ускладнити відстеження, можна увімкнути IP-</w:t>
+      </w:r>
+      <w:proofErr w:type="spellStart"/>
+      <w:r>
+        <w:rPr>
+          <w:rFonts w:ascii="Consolas" w:eastAsia="Times New Roman" w:hAnsi="Consolas" w:cs="Times New Roman"/>
+          <w:i/>
+          <w:iCs/>
+          <w:color w:val="536686"/>
+          <w:sz w:val="21"/>
+          <w:szCs w:val="21"/>
+          <w:lang w:eastAsia="uk-UA"/>
+        </w:rPr>
+        <w:t>спуфінг</w:t>
+      </w:r>
+      <w:proofErr w:type="spellEnd"/>
+      <w:r>
+        <w:rPr>
+          <w:rFonts w:ascii="Consolas" w:eastAsia="Times New Roman" w:hAnsi="Consolas" w:cs="Times New Roman"/>
+          <w:i/>
+          <w:iCs/>
+          <w:color w:val="536686"/>
+          <w:sz w:val="21"/>
+          <w:szCs w:val="21"/>
+          <w:lang w:eastAsia="uk-UA"/>
+        </w:rPr>
+        <w:t xml:space="preserve"> (підміну адреси відправника),</w:t>
+      </w:r>
+    </w:p>
+    <w:p>
+      <w:pPr>
+        <w:shd w:val="clear" w:color="auto" w:fill="222A38"/>
+        <w:spacing w:after="0" w:line="285" w:lineRule="atLeast"/>
+        <w:rPr>
+          <w:rFonts w:ascii="Consolas" w:eastAsia="Times New Roman" w:hAnsi="Consolas" w:cs="Times New Roman"/>
+          <w:color w:val="D8DDE7"/>
+          <w:sz w:val="21"/>
+          <w:szCs w:val="21"/>
+          <w:lang w:eastAsia="uk-UA"/>
+        </w:rPr>
+      </w:pPr>
+      <w:r>
+        <w:rPr>
+          <w:rFonts w:ascii="Consolas" w:eastAsia="Times New Roman" w:hAnsi="Consolas" w:cs="Times New Roman"/>
+          <w:color w:val="B9C2D3"/>
+          <w:sz w:val="21"/>
+          <w:szCs w:val="21"/>
+          <w:lang w:eastAsia="uk-UA"/>
+        </w:rPr>
+        <w:t xml:space="preserve">    </w:t>
+      </w:r>
+      <w:r>
+        <w:rPr>
+          <w:rFonts w:ascii="Consolas" w:eastAsia="Times New Roman" w:hAnsi="Consolas" w:cs="Times New Roman"/>
+          <w:i/>
+          <w:iCs/>
+          <w:color w:val="536686"/>
+          <w:sz w:val="21"/>
+          <w:szCs w:val="21"/>
+          <w:lang w:eastAsia="uk-UA"/>
+        </w:rPr>
+        <w:t xml:space="preserve"># </w:t>
+      </w:r>
+      <w:proofErr w:type="spellStart"/>
+      <w:r>
+        <w:rPr>
+          <w:rFonts w:ascii="Consolas" w:eastAsia="Times New Roman" w:hAnsi="Consolas" w:cs="Times New Roman"/>
+          <w:i/>
+          <w:iCs/>
+          <w:color w:val="536686"/>
+          <w:sz w:val="21"/>
+          <w:szCs w:val="21"/>
+          <w:lang w:eastAsia="uk-UA"/>
+        </w:rPr>
+        <w:t>розкоментувавши</w:t>
+      </w:r>
+      <w:proofErr w:type="spellEnd"/>
+      <w:r>
+        <w:rPr>
+          <w:rFonts w:ascii="Consolas" w:eastAsia="Times New Roman" w:hAnsi="Consolas" w:cs="Times New Roman"/>
+          <w:i/>
+          <w:iCs/>
+          <w:color w:val="536686"/>
+          <w:sz w:val="21"/>
+          <w:szCs w:val="21"/>
+          <w:lang w:eastAsia="uk-UA"/>
+        </w:rPr>
+        <w:t xml:space="preserve"> наступний рядок і </w:t>
+      </w:r>
+      <w:proofErr w:type="spellStart"/>
+      <w:r>
+        <w:rPr>
+          <w:rFonts w:ascii="Consolas" w:eastAsia="Times New Roman" w:hAnsi="Consolas" w:cs="Times New Roman"/>
+          <w:i/>
+          <w:iCs/>
+          <w:color w:val="536686"/>
+          <w:sz w:val="21"/>
+          <w:szCs w:val="21"/>
+          <w:lang w:eastAsia="uk-UA"/>
+        </w:rPr>
+        <w:t>закоментувавши</w:t>
+      </w:r>
+      <w:proofErr w:type="spellEnd"/>
+      <w:r>
+        <w:rPr>
+          <w:rFonts w:ascii="Consolas" w:eastAsia="Times New Roman" w:hAnsi="Consolas" w:cs="Times New Roman"/>
+          <w:i/>
+          <w:iCs/>
+          <w:color w:val="536686"/>
+          <w:sz w:val="21"/>
+          <w:szCs w:val="21"/>
+          <w:lang w:eastAsia="uk-UA"/>
+        </w:rPr>
+        <w:t xml:space="preserve"> базовий </w:t>
+      </w:r>
+      <w:proofErr w:type="spellStart"/>
+      <w:r>
+        <w:rPr>
+          <w:rFonts w:ascii="Consolas" w:eastAsia="Times New Roman" w:hAnsi="Consolas" w:cs="Times New Roman"/>
+          <w:i/>
+          <w:iCs/>
+          <w:color w:val="536686"/>
+          <w:sz w:val="21"/>
+          <w:szCs w:val="21"/>
+          <w:lang w:eastAsia="uk-UA"/>
+        </w:rPr>
+        <w:t>ip</w:t>
+      </w:r>
+      <w:proofErr w:type="spellEnd"/>
+      <w:r>
+        <w:rPr>
+          <w:rFonts w:ascii="Consolas" w:eastAsia="Times New Roman" w:hAnsi="Consolas" w:cs="Times New Roman"/>
+          <w:i/>
+          <w:iCs/>
+          <w:color w:val="536686"/>
+          <w:sz w:val="21"/>
+          <w:szCs w:val="21"/>
+          <w:lang w:eastAsia="uk-UA"/>
+        </w:rPr>
+        <w:t xml:space="preserve"> = IP(</w:t>
+      </w:r>
+      <w:proofErr w:type="spellStart"/>
+      <w:r>
+        <w:rPr>
+          <w:rFonts w:ascii="Consolas" w:eastAsia="Times New Roman" w:hAnsi="Consolas" w:cs="Times New Roman"/>
+          <w:i/>
+          <w:iCs/>
+          <w:color w:val="536686"/>
+          <w:sz w:val="21"/>
+          <w:szCs w:val="21"/>
+          <w:lang w:eastAsia="uk-UA"/>
+        </w:rPr>
+        <w:t>dst</w:t>
+      </w:r>
+      <w:proofErr w:type="spellEnd"/>
+      <w:r>
+        <w:rPr>
+          <w:rFonts w:ascii="Consolas" w:eastAsia="Times New Roman" w:hAnsi="Consolas" w:cs="Times New Roman"/>
+          <w:i/>
+          <w:iCs/>
+          <w:color w:val="536686"/>
+          <w:sz w:val="21"/>
+          <w:szCs w:val="21"/>
+          <w:lang w:eastAsia="uk-UA"/>
+        </w:rPr>
+        <w:t>=</w:t>
+      </w:r>
+      <w:proofErr w:type="spellStart"/>
+      <w:r>
+        <w:rPr>
+          <w:rFonts w:ascii="Consolas" w:eastAsia="Times New Roman" w:hAnsi="Consolas" w:cs="Times New Roman"/>
+          <w:i/>
+          <w:iCs/>
+          <w:color w:val="536686"/>
+          <w:sz w:val="21"/>
+          <w:szCs w:val="21"/>
+          <w:lang w:eastAsia="uk-UA"/>
+        </w:rPr>
+        <w:t>target_ip</w:t>
+      </w:r>
+      <w:proofErr w:type="spellEnd"/>
+      <w:r>
+        <w:rPr>
+          <w:rFonts w:ascii="Consolas" w:eastAsia="Times New Roman" w:hAnsi="Consolas" w:cs="Times New Roman"/>
+          <w:i/>
+          <w:iCs/>
+          <w:color w:val="536686"/>
+          <w:sz w:val="21"/>
+          <w:szCs w:val="21"/>
+          <w:lang w:eastAsia="uk-UA"/>
+        </w:rPr>
+        <w:t>):</w:t>
+      </w:r>
+    </w:p>
+    <w:p>
+      <w:pPr>
+        <w:shd w:val="clear" w:color="auto" w:fill="222A38"/>
+        <w:spacing w:after="0" w:line="285" w:lineRule="atLeast"/>
+        <w:rPr>
+          <w:rFonts w:ascii="Consolas" w:eastAsia="Times New Roman" w:hAnsi="Consolas" w:cs="Times New Roman"/>
+          <w:color w:val="D8DDE7"/>
+          <w:sz w:val="21"/>
+          <w:szCs w:val="21"/>
+          <w:lang w:eastAsia="uk-UA"/>
+        </w:rPr>
+      </w:pPr>
+      <w:r>
+        <w:rPr>
+          <w:rFonts w:ascii="Consolas" w:eastAsia="Times New Roman" w:hAnsi="Consolas" w:cs="Times New Roman"/>
+          <w:color w:val="B9C2D3"/>
+          <w:sz w:val="21"/>
+          <w:szCs w:val="21"/>
+          <w:lang w:eastAsia="uk-UA"/>
+        </w:rPr>
+        <w:t xml:space="preserve">    </w:t>
+      </w:r>
+      <w:r>
+        <w:rPr>
+          <w:rFonts w:ascii="Consolas" w:eastAsia="Times New Roman" w:hAnsi="Consolas" w:cs="Times New Roman"/>
+          <w:i/>
+          <w:iCs/>
+          <w:color w:val="536686"/>
+          <w:sz w:val="21"/>
+          <w:szCs w:val="21"/>
+          <w:lang w:eastAsia="uk-UA"/>
+        </w:rPr>
+        <w:t xml:space="preserve"># </w:t>
+      </w:r>
+      <w:proofErr w:type="spellStart"/>
+      <w:r>
+        <w:rPr>
+          <w:rFonts w:ascii="Consolas" w:eastAsia="Times New Roman" w:hAnsi="Consolas" w:cs="Times New Roman"/>
+          <w:i/>
+          <w:iCs/>
+          <w:color w:val="536686"/>
+          <w:sz w:val="21"/>
+          <w:szCs w:val="21"/>
+          <w:lang w:eastAsia="uk-UA"/>
+        </w:rPr>
+        <w:t>ip</w:t>
+      </w:r>
+      <w:proofErr w:type="spellEnd"/>
+      <w:r>
+        <w:rPr>
+          <w:rFonts w:ascii="Consolas" w:eastAsia="Times New Roman" w:hAnsi="Consolas" w:cs="Times New Roman"/>
+          <w:i/>
+          <w:iCs/>
+          <w:color w:val="536686"/>
+          <w:sz w:val="21"/>
+          <w:szCs w:val="21"/>
+          <w:lang w:eastAsia="uk-UA"/>
+        </w:rPr>
+        <w:t xml:space="preserve"> = IP(</w:t>
+      </w:r>
+      <w:proofErr w:type="spellStart"/>
+      <w:r>
+        <w:rPr>
+          <w:rFonts w:ascii="Consolas" w:eastAsia="Times New Roman" w:hAnsi="Consolas" w:cs="Times New Roman"/>
+          <w:i/>
+          <w:iCs/>
+          <w:color w:val="536686"/>
+          <w:sz w:val="21"/>
+          <w:szCs w:val="21"/>
+          <w:lang w:eastAsia="uk-UA"/>
+        </w:rPr>
+        <w:t>src</w:t>
+      </w:r>
+      <w:proofErr w:type="spellEnd"/>
+      <w:r>
+        <w:rPr>
+          <w:rFonts w:ascii="Consolas" w:eastAsia="Times New Roman" w:hAnsi="Consolas" w:cs="Times New Roman"/>
+          <w:i/>
+          <w:iCs/>
+          <w:color w:val="536686"/>
+          <w:sz w:val="21"/>
+          <w:szCs w:val="21"/>
+          <w:lang w:eastAsia="uk-UA"/>
+        </w:rPr>
+        <w:t>=</w:t>
+      </w:r>
+      <w:proofErr w:type="spellStart"/>
+      <w:r>
+        <w:rPr>
+          <w:rFonts w:ascii="Consolas" w:eastAsia="Times New Roman" w:hAnsi="Consolas" w:cs="Times New Roman"/>
+          <w:i/>
+          <w:iCs/>
+          <w:color w:val="536686"/>
+          <w:sz w:val="21"/>
+          <w:szCs w:val="21"/>
+          <w:lang w:eastAsia="uk-UA"/>
+        </w:rPr>
+        <w:t>RandIP</w:t>
+      </w:r>
+      <w:proofErr w:type="spellEnd"/>
+      <w:r>
+        <w:rPr>
+          <w:rFonts w:ascii="Consolas" w:eastAsia="Times New Roman" w:hAnsi="Consolas" w:cs="Times New Roman"/>
+          <w:i/>
+          <w:iCs/>
+          <w:color w:val="536686"/>
+          <w:sz w:val="21"/>
+          <w:szCs w:val="21"/>
+          <w:lang w:eastAsia="uk-UA"/>
+        </w:rPr>
+        <w:t xml:space="preserve">("192.168.1.1/24"), </w:t>
+      </w:r>
+      <w:proofErr w:type="spellStart"/>
+      <w:r>
+        <w:rPr>
+          <w:rFonts w:ascii="Consolas" w:eastAsia="Times New Roman" w:hAnsi="Consolas" w:cs="Times New Roman"/>
+          <w:i/>
+          <w:iCs/>
+          <w:color w:val="536686"/>
+          <w:sz w:val="21"/>
+          <w:szCs w:val="21"/>
+          <w:lang w:eastAsia="uk-UA"/>
+        </w:rPr>
+        <w:t>dst</w:t>
+      </w:r>
+      <w:proofErr w:type="spellEnd"/>
+      <w:r>
+        <w:rPr>
+          <w:rFonts w:ascii="Consolas" w:eastAsia="Times New Roman" w:hAnsi="Consolas" w:cs="Times New Roman"/>
+          <w:i/>
+          <w:iCs/>
+          <w:color w:val="536686"/>
+          <w:sz w:val="21"/>
+          <w:szCs w:val="21"/>
+          <w:lang w:eastAsia="uk-UA"/>
+        </w:rPr>
+        <w:t>=</w:t>
+      </w:r>
+      <w:proofErr w:type="spellStart"/>
+      <w:r>
+        <w:rPr>
+          <w:rFonts w:ascii="Consolas" w:eastAsia="Times New Roman" w:hAnsi="Consolas" w:cs="Times New Roman"/>
+          <w:i/>
+          <w:iCs/>
+          <w:color w:val="536686"/>
+          <w:sz w:val="21"/>
+          <w:szCs w:val="21"/>
+          <w:lang w:eastAsia="uk-UA"/>
+        </w:rPr>
+        <w:t>target_ip</w:t>
+      </w:r>
+      <w:proofErr w:type="spellEnd"/>
+      <w:r>
+        <w:rPr>
+          <w:rFonts w:ascii="Consolas" w:eastAsia="Times New Roman" w:hAnsi="Consolas" w:cs="Times New Roman"/>
+          <w:i/>
+          <w:iCs/>
+          <w:color w:val="536686"/>
+          <w:sz w:val="21"/>
+          <w:szCs w:val="21"/>
+          <w:lang w:eastAsia="uk-UA"/>
+        </w:rPr>
+        <w:t>) #[</w:t>
+      </w:r>
+      <w:proofErr w:type="spellStart"/>
+      <w:r>
+        <w:rPr>
+          <w:rFonts w:ascii="Consolas" w:eastAsia="Times New Roman" w:hAnsi="Consolas" w:cs="Times New Roman"/>
+          <w:i/>
+          <w:iCs/>
+          <w:color w:val="536686"/>
+          <w:sz w:val="21"/>
+          <w:szCs w:val="21"/>
+          <w:lang w:eastAsia="uk-UA"/>
+        </w:rPr>
+        <w:t>cite</w:t>
+      </w:r>
+      <w:proofErr w:type="spellEnd"/>
+      <w:r>
+        <w:rPr>
+          <w:rFonts w:ascii="Consolas" w:eastAsia="Times New Roman" w:hAnsi="Consolas" w:cs="Times New Roman"/>
+          <w:i/>
+          <w:iCs/>
+          <w:color w:val="536686"/>
+          <w:sz w:val="21"/>
+          <w:szCs w:val="21"/>
+          <w:lang w:eastAsia="uk-UA"/>
+        </w:rPr>
+        <w:t>: 7]</w:t>
+      </w:r>
+    </w:p>
+    <w:p>
+      <w:pPr>
+        <w:shd w:val="clear" w:color="auto" w:fill="222A38"/>
+        <w:spacing w:after="0" w:line="285" w:lineRule="atLeast"/>
+        <w:rPr>
+          <w:rFonts w:ascii="Consolas" w:eastAsia="Times New Roman" w:hAnsi="Consolas" w:cs="Times New Roman"/>
+          <w:color w:val="D8DDE7"/>
+          <w:sz w:val="21"/>
+          <w:szCs w:val="21"/>
+          <w:lang w:eastAsia="uk-UA"/>
+        </w:rPr>
+      </w:pPr>
+      <w:r>
+        <w:rPr>
+          <w:rFonts w:ascii="Consolas" w:eastAsia="Times New Roman" w:hAnsi="Consolas" w:cs="Times New Roman"/>
+          <w:color w:val="B9C2D3"/>
+          <w:sz w:val="21"/>
+          <w:szCs w:val="21"/>
+          <w:lang w:eastAsia="uk-UA"/>
+        </w:rPr>
+        <w:t xml:space="preserve">    </w:t>
+      </w:r>
+      <w:proofErr w:type="spellStart"/>
+      <w:r>
+        <w:rPr>
+          <w:rFonts w:ascii="Consolas" w:eastAsia="Times New Roman" w:hAnsi="Consolas" w:cs="Times New Roman"/>
+          <w:color w:val="FF738A"/>
+          <w:sz w:val="21"/>
+          <w:szCs w:val="21"/>
+          <w:lang w:eastAsia="uk-UA"/>
+        </w:rPr>
+        <w:t>ip</w:t>
+      </w:r>
+      <w:proofErr w:type="spellEnd"/>
+      <w:r>
+        <w:rPr>
+          <w:rFonts w:ascii="Consolas" w:eastAsia="Times New Roman" w:hAnsi="Consolas" w:cs="Times New Roman"/>
+          <w:color w:val="B9C2D3"/>
+          <w:sz w:val="21"/>
+          <w:szCs w:val="21"/>
+          <w:lang w:eastAsia="uk-UA"/>
+        </w:rPr>
+        <w:t xml:space="preserve"> </w:t>
+      </w:r>
+      <w:r>
+        <w:rPr>
+          <w:rFonts w:ascii="Consolas" w:eastAsia="Times New Roman" w:hAnsi="Consolas" w:cs="Times New Roman"/>
+          <w:color w:val="EACD61"/>
+          <w:sz w:val="21"/>
+          <w:szCs w:val="21"/>
+          <w:lang w:eastAsia="uk-UA"/>
+        </w:rPr>
+        <w:t>=</w:t>
+      </w:r>
+      <w:r>
+        <w:rPr>
+          <w:rFonts w:ascii="Consolas" w:eastAsia="Times New Roman" w:hAnsi="Consolas" w:cs="Times New Roman"/>
+          <w:color w:val="B9C2D3"/>
+          <w:sz w:val="21"/>
+          <w:szCs w:val="21"/>
+          <w:lang w:eastAsia="uk-UA"/>
+        </w:rPr>
+        <w:t xml:space="preserve"> </w:t>
+      </w:r>
+      <w:r>
+        <w:rPr>
+          <w:rFonts w:ascii="Consolas" w:eastAsia="Times New Roman" w:hAnsi="Consolas" w:cs="Times New Roman"/>
+          <w:color w:val="69C3FF"/>
+          <w:sz w:val="21"/>
+          <w:szCs w:val="21"/>
+          <w:lang w:eastAsia="uk-UA"/>
+        </w:rPr>
+        <w:t>IP</w:t>
+      </w:r>
+      <w:r>
+        <w:rPr>
+          <w:rFonts w:ascii="Consolas" w:eastAsia="Times New Roman" w:hAnsi="Consolas" w:cs="Times New Roman"/>
+          <w:color w:val="D8DDE7"/>
+          <w:sz w:val="21"/>
+          <w:szCs w:val="21"/>
+          <w:lang w:eastAsia="uk-UA"/>
+        </w:rPr>
+        <w:t>(</w:t>
+      </w:r>
+      <w:proofErr w:type="spellStart"/>
+      <w:r>
+        <w:rPr>
+          <w:rFonts w:ascii="Consolas" w:eastAsia="Times New Roman" w:hAnsi="Consolas" w:cs="Times New Roman"/>
+          <w:color w:val="F38CEC"/>
+          <w:sz w:val="21"/>
+          <w:szCs w:val="21"/>
+          <w:lang w:eastAsia="uk-UA"/>
+        </w:rPr>
+        <w:t>dst</w:t>
+      </w:r>
+      <w:proofErr w:type="spellEnd"/>
+      <w:r>
+        <w:rPr>
+          <w:rFonts w:ascii="Consolas" w:eastAsia="Times New Roman" w:hAnsi="Consolas" w:cs="Times New Roman"/>
+          <w:color w:val="EACD61"/>
+          <w:sz w:val="21"/>
+          <w:szCs w:val="21"/>
+          <w:lang w:eastAsia="uk-UA"/>
+        </w:rPr>
+        <w:t>=</w:t>
+      </w:r>
+      <w:proofErr w:type="spellStart"/>
+      <w:r>
+        <w:rPr>
+          <w:rFonts w:ascii="Consolas" w:eastAsia="Times New Roman" w:hAnsi="Consolas" w:cs="Times New Roman"/>
+          <w:color w:val="FF738A"/>
+          <w:sz w:val="21"/>
+          <w:szCs w:val="21"/>
+          <w:lang w:eastAsia="uk-UA"/>
+        </w:rPr>
+        <w:t>target_ip</w:t>
+      </w:r>
+      <w:proofErr w:type="spellEnd"/>
+      <w:r>
+        <w:rPr>
+          <w:rFonts w:ascii="Consolas" w:eastAsia="Times New Roman" w:hAnsi="Consolas" w:cs="Times New Roman"/>
+          <w:color w:val="D8DDE7"/>
+          <w:sz w:val="21"/>
+          <w:szCs w:val="21"/>
+          <w:lang w:eastAsia="uk-UA"/>
+        </w:rPr>
+        <w:t>)</w:t>
+      </w:r>
+      <w:r>
+        <w:rPr>
+          <w:rFonts w:ascii="Consolas" w:eastAsia="Times New Roman" w:hAnsi="Consolas" w:cs="Times New Roman"/>
+          <w:color w:val="B9C2D3"/>
+          <w:sz w:val="21"/>
+          <w:szCs w:val="21"/>
+          <w:lang w:eastAsia="uk-UA"/>
+        </w:rPr>
+        <w:t xml:space="preserve"> </w:t>
+      </w:r>
+      <w:r>
+        <w:rPr>
+          <w:rFonts w:ascii="Consolas" w:eastAsia="Times New Roman" w:hAnsi="Consolas" w:cs="Times New Roman"/>
+          <w:i/>
+          <w:iCs/>
+          <w:color w:val="536686"/>
+          <w:sz w:val="21"/>
+          <w:szCs w:val="21"/>
+          <w:lang w:eastAsia="uk-UA"/>
+        </w:rPr>
+        <w:t>#[</w:t>
+      </w:r>
+      <w:proofErr w:type="spellStart"/>
+      <w:r>
+        <w:rPr>
+          <w:rFonts w:ascii="Consolas" w:eastAsia="Times New Roman" w:hAnsi="Consolas" w:cs="Times New Roman"/>
+          <w:i/>
+          <w:iCs/>
+          <w:color w:val="536686"/>
+          <w:sz w:val="21"/>
+          <w:szCs w:val="21"/>
+          <w:lang w:eastAsia="uk-UA"/>
+        </w:rPr>
+        <w:t>cite</w:t>
+      </w:r>
+      <w:proofErr w:type="spellEnd"/>
+      <w:r>
+        <w:rPr>
+          <w:rFonts w:ascii="Consolas" w:eastAsia="Times New Roman" w:hAnsi="Consolas" w:cs="Times New Roman"/>
+          <w:i/>
+          <w:iCs/>
+          <w:color w:val="536686"/>
+          <w:sz w:val="21"/>
+          <w:szCs w:val="21"/>
+          <w:lang w:eastAsia="uk-UA"/>
+        </w:rPr>
+        <w:t>: 7]</w:t>
+      </w:r>
+    </w:p>
+    <w:p>
+      <w:pPr>
+        <w:shd w:val="clear" w:color="auto" w:fill="222A38"/>
+        <w:spacing w:after="0" w:line="285" w:lineRule="atLeast"/>
+        <w:rPr>
+          <w:rFonts w:ascii="Consolas" w:eastAsia="Times New Roman" w:hAnsi="Consolas" w:cs="Times New Roman"/>
+          <w:color w:val="D8DDE7"/>
+          <w:sz w:val="21"/>
+          <w:szCs w:val="21"/>
+          <w:lang w:eastAsia="uk-UA"/>
+        </w:rPr>
+      </w:pPr>
+    </w:p>
+    <w:p>
+      <w:pPr>
+        <w:shd w:val="clear" w:color="auto" w:fill="222A38"/>
+        <w:spacing w:after="0" w:line="285" w:lineRule="atLeast"/>
+        <w:rPr>
+          <w:rFonts w:ascii="Consolas" w:eastAsia="Times New Roman" w:hAnsi="Consolas" w:cs="Times New Roman"/>
+          <w:color w:val="D8DDE7"/>
+          <w:sz w:val="21"/>
+          <w:szCs w:val="21"/>
+          <w:lang w:eastAsia="uk-UA"/>
+        </w:rPr>
+      </w:pPr>
+      <w:r>
+        <w:rPr>
+          <w:rFonts w:ascii="Consolas" w:eastAsia="Times New Roman" w:hAnsi="Consolas" w:cs="Times New Roman"/>
+          <w:color w:val="B9C2D3"/>
+          <w:sz w:val="21"/>
+          <w:szCs w:val="21"/>
+          <w:lang w:eastAsia="uk-UA"/>
+        </w:rPr>
+        <w:t xml:space="preserve">    </w:t>
+      </w:r>
+      <w:r>
+        <w:rPr>
+          <w:rFonts w:ascii="Consolas" w:eastAsia="Times New Roman" w:hAnsi="Consolas" w:cs="Times New Roman"/>
+          <w:i/>
+          <w:iCs/>
+          <w:color w:val="536686"/>
+          <w:sz w:val="21"/>
+          <w:szCs w:val="21"/>
+          <w:lang w:eastAsia="uk-UA"/>
+        </w:rPr>
+        <w:t># 2. Формуємо TCP-рівень</w:t>
+      </w:r>
+    </w:p>
+    <w:p>
+      <w:pPr>
+        <w:shd w:val="clear" w:color="auto" w:fill="222A38"/>
+        <w:spacing w:after="0" w:line="285" w:lineRule="atLeast"/>
+        <w:rPr>
+          <w:rFonts w:ascii="Consolas" w:eastAsia="Times New Roman" w:hAnsi="Consolas" w:cs="Times New Roman"/>
+          <w:color w:val="D8DDE7"/>
+          <w:sz w:val="21"/>
+          <w:szCs w:val="21"/>
+          <w:lang w:eastAsia="uk-UA"/>
+        </w:rPr>
+      </w:pPr>
+      <w:r>
+        <w:rPr>
+          <w:rFonts w:ascii="Consolas" w:eastAsia="Times New Roman" w:hAnsi="Consolas" w:cs="Times New Roman"/>
+          <w:color w:val="B9C2D3"/>
+          <w:sz w:val="21"/>
+          <w:szCs w:val="21"/>
+          <w:lang w:eastAsia="uk-UA"/>
+        </w:rPr>
+        <w:t xml:space="preserve">    </w:t>
+      </w:r>
+      <w:r>
+        <w:rPr>
+          <w:rFonts w:ascii="Consolas" w:eastAsia="Times New Roman" w:hAnsi="Consolas" w:cs="Times New Roman"/>
+          <w:i/>
+          <w:iCs/>
+          <w:color w:val="536686"/>
+          <w:sz w:val="21"/>
+          <w:szCs w:val="21"/>
+          <w:lang w:eastAsia="uk-UA"/>
+        </w:rPr>
+        <w:t># Встановлюємо випадковий вихідний порт (</w:t>
+      </w:r>
+      <w:proofErr w:type="spellStart"/>
+      <w:r>
+        <w:rPr>
+          <w:rFonts w:ascii="Consolas" w:eastAsia="Times New Roman" w:hAnsi="Consolas" w:cs="Times New Roman"/>
+          <w:i/>
+          <w:iCs/>
+          <w:color w:val="536686"/>
+          <w:sz w:val="21"/>
+          <w:szCs w:val="21"/>
+          <w:lang w:eastAsia="uk-UA"/>
+        </w:rPr>
+        <w:t>sport</w:t>
+      </w:r>
+      <w:proofErr w:type="spellEnd"/>
+      <w:r>
+        <w:rPr>
+          <w:rFonts w:ascii="Consolas" w:eastAsia="Times New Roman" w:hAnsi="Consolas" w:cs="Times New Roman"/>
+          <w:i/>
+          <w:iCs/>
+          <w:color w:val="536686"/>
+          <w:sz w:val="21"/>
+          <w:szCs w:val="21"/>
+          <w:lang w:eastAsia="uk-UA"/>
+        </w:rPr>
+        <w:t>) і прапорець "S" (SYN)</w:t>
+      </w:r>
+    </w:p>
+    <w:p>
+      <w:pPr>
+        <w:shd w:val="clear" w:color="auto" w:fill="222A38"/>
+        <w:spacing w:after="0" w:line="285" w:lineRule="atLeast"/>
+        <w:rPr>
+          <w:rFonts w:ascii="Consolas" w:eastAsia="Times New Roman" w:hAnsi="Consolas" w:cs="Times New Roman"/>
+          <w:color w:val="D8DDE7"/>
+          <w:sz w:val="21"/>
+          <w:szCs w:val="21"/>
+          <w:lang w:eastAsia="uk-UA"/>
+        </w:rPr>
+      </w:pPr>
+      <w:r>
+        <w:rPr>
+          <w:rFonts w:ascii="Consolas" w:eastAsia="Times New Roman" w:hAnsi="Consolas" w:cs="Times New Roman"/>
+          <w:color w:val="B9C2D3"/>
+          <w:sz w:val="21"/>
+          <w:szCs w:val="21"/>
+          <w:lang w:eastAsia="uk-UA"/>
+        </w:rPr>
+        <w:t xml:space="preserve">    </w:t>
+      </w:r>
+      <w:proofErr w:type="spellStart"/>
+      <w:r>
+        <w:rPr>
+          <w:rFonts w:ascii="Consolas" w:eastAsia="Times New Roman" w:hAnsi="Consolas" w:cs="Times New Roman"/>
+          <w:color w:val="FF738A"/>
+          <w:sz w:val="21"/>
+          <w:szCs w:val="21"/>
+          <w:lang w:eastAsia="uk-UA"/>
+        </w:rPr>
+        <w:t>tcp</w:t>
+      </w:r>
+      <w:proofErr w:type="spellEnd"/>
+      <w:r>
+        <w:rPr>
+          <w:rFonts w:ascii="Consolas" w:eastAsia="Times New Roman" w:hAnsi="Consolas" w:cs="Times New Roman"/>
+          <w:color w:val="B9C2D3"/>
+          <w:sz w:val="21"/>
+          <w:szCs w:val="21"/>
+          <w:lang w:eastAsia="uk-UA"/>
+        </w:rPr>
+        <w:t xml:space="preserve"> </w:t>
+      </w:r>
+      <w:r>
+        <w:rPr>
+          <w:rFonts w:ascii="Consolas" w:eastAsia="Times New Roman" w:hAnsi="Consolas" w:cs="Times New Roman"/>
+          <w:color w:val="EACD61"/>
+          <w:sz w:val="21"/>
+          <w:szCs w:val="21"/>
+          <w:lang w:eastAsia="uk-UA"/>
+        </w:rPr>
+        <w:t>=</w:t>
+      </w:r>
+      <w:r>
+        <w:rPr>
+          <w:rFonts w:ascii="Consolas" w:eastAsia="Times New Roman" w:hAnsi="Consolas" w:cs="Times New Roman"/>
+          <w:color w:val="B9C2D3"/>
+          <w:sz w:val="21"/>
+          <w:szCs w:val="21"/>
+          <w:lang w:eastAsia="uk-UA"/>
+        </w:rPr>
+        <w:t xml:space="preserve"> </w:t>
+      </w:r>
+      <w:r>
+        <w:rPr>
+          <w:rFonts w:ascii="Consolas" w:eastAsia="Times New Roman" w:hAnsi="Consolas" w:cs="Times New Roman"/>
+          <w:color w:val="69C3FF"/>
+          <w:sz w:val="21"/>
+          <w:szCs w:val="21"/>
+          <w:lang w:eastAsia="uk-UA"/>
+        </w:rPr>
+        <w:t>TCP</w:t>
+      </w:r>
+      <w:r>
+        <w:rPr>
+          <w:rFonts w:ascii="Consolas" w:eastAsia="Times New Roman" w:hAnsi="Consolas" w:cs="Times New Roman"/>
+          <w:color w:val="D8DDE7"/>
+          <w:sz w:val="21"/>
+          <w:szCs w:val="21"/>
+          <w:lang w:eastAsia="uk-UA"/>
+        </w:rPr>
+        <w:t>(</w:t>
+      </w:r>
+      <w:proofErr w:type="spellStart"/>
+      <w:r>
+        <w:rPr>
+          <w:rFonts w:ascii="Consolas" w:eastAsia="Times New Roman" w:hAnsi="Consolas" w:cs="Times New Roman"/>
+          <w:color w:val="F38CEC"/>
+          <w:sz w:val="21"/>
+          <w:szCs w:val="21"/>
+          <w:lang w:eastAsia="uk-UA"/>
+        </w:rPr>
+        <w:t>sport</w:t>
+      </w:r>
+      <w:proofErr w:type="spellEnd"/>
+      <w:r>
+        <w:rPr>
+          <w:rFonts w:ascii="Consolas" w:eastAsia="Times New Roman" w:hAnsi="Consolas" w:cs="Times New Roman"/>
+          <w:color w:val="EACD61"/>
+          <w:sz w:val="21"/>
+          <w:szCs w:val="21"/>
+          <w:lang w:eastAsia="uk-UA"/>
+        </w:rPr>
+        <w:t>=</w:t>
+      </w:r>
+      <w:proofErr w:type="spellStart"/>
+      <w:r>
+        <w:rPr>
+          <w:rFonts w:ascii="Consolas" w:eastAsia="Times New Roman" w:hAnsi="Consolas" w:cs="Times New Roman"/>
+          <w:color w:val="B78AFF"/>
+          <w:sz w:val="21"/>
+          <w:szCs w:val="21"/>
+          <w:lang w:eastAsia="uk-UA"/>
+        </w:rPr>
+        <w:t>RandShort</w:t>
+      </w:r>
+      <w:proofErr w:type="spellEnd"/>
+      <w:r>
+        <w:rPr>
+          <w:rFonts w:ascii="Consolas" w:eastAsia="Times New Roman" w:hAnsi="Consolas" w:cs="Times New Roman"/>
+          <w:color w:val="D8DDE7"/>
+          <w:sz w:val="21"/>
+          <w:szCs w:val="21"/>
+          <w:lang w:eastAsia="uk-UA"/>
+        </w:rPr>
+        <w:t>(),</w:t>
+      </w:r>
+      <w:r>
+        <w:rPr>
+          <w:rFonts w:ascii="Consolas" w:eastAsia="Times New Roman" w:hAnsi="Consolas" w:cs="Times New Roman"/>
+          <w:color w:val="69C3FF"/>
+          <w:sz w:val="21"/>
+          <w:szCs w:val="21"/>
+          <w:lang w:eastAsia="uk-UA"/>
+        </w:rPr>
+        <w:t xml:space="preserve"> </w:t>
+      </w:r>
+      <w:proofErr w:type="spellStart"/>
+      <w:r>
+        <w:rPr>
+          <w:rFonts w:ascii="Consolas" w:eastAsia="Times New Roman" w:hAnsi="Consolas" w:cs="Times New Roman"/>
+          <w:color w:val="F38CEC"/>
+          <w:sz w:val="21"/>
+          <w:szCs w:val="21"/>
+          <w:lang w:eastAsia="uk-UA"/>
+        </w:rPr>
+        <w:t>dport</w:t>
+      </w:r>
+      <w:proofErr w:type="spellEnd"/>
+      <w:r>
+        <w:rPr>
+          <w:rFonts w:ascii="Consolas" w:eastAsia="Times New Roman" w:hAnsi="Consolas" w:cs="Times New Roman"/>
+          <w:color w:val="EACD61"/>
+          <w:sz w:val="21"/>
+          <w:szCs w:val="21"/>
+          <w:lang w:eastAsia="uk-UA"/>
+        </w:rPr>
+        <w:t>=</w:t>
+      </w:r>
+      <w:proofErr w:type="spellStart"/>
+      <w:r>
+        <w:rPr>
+          <w:rFonts w:ascii="Consolas" w:eastAsia="Times New Roman" w:hAnsi="Consolas" w:cs="Times New Roman"/>
+          <w:color w:val="FF738A"/>
+          <w:sz w:val="21"/>
+          <w:szCs w:val="21"/>
+          <w:lang w:eastAsia="uk-UA"/>
+        </w:rPr>
+        <w:t>target_port</w:t>
+      </w:r>
+      <w:proofErr w:type="spellEnd"/>
+      <w:r>
+        <w:rPr>
+          <w:rFonts w:ascii="Consolas" w:eastAsia="Times New Roman" w:hAnsi="Consolas" w:cs="Times New Roman"/>
+          <w:color w:val="D8DDE7"/>
+          <w:sz w:val="21"/>
+          <w:szCs w:val="21"/>
+          <w:lang w:eastAsia="uk-UA"/>
+        </w:rPr>
+        <w:t>,</w:t>
+      </w:r>
+      <w:r>
+        <w:rPr>
+          <w:rFonts w:ascii="Consolas" w:eastAsia="Times New Roman" w:hAnsi="Consolas" w:cs="Times New Roman"/>
+          <w:color w:val="69C3FF"/>
+          <w:sz w:val="21"/>
+          <w:szCs w:val="21"/>
+          <w:lang w:eastAsia="uk-UA"/>
+        </w:rPr>
+        <w:t xml:space="preserve"> </w:t>
+      </w:r>
+      <w:proofErr w:type="spellStart"/>
+      <w:r>
+        <w:rPr>
+          <w:rFonts w:ascii="Consolas" w:eastAsia="Times New Roman" w:hAnsi="Consolas" w:cs="Times New Roman"/>
+          <w:color w:val="F38CEC"/>
+          <w:sz w:val="21"/>
+          <w:szCs w:val="21"/>
+          <w:lang w:eastAsia="uk-UA"/>
+        </w:rPr>
+        <w:t>flags</w:t>
+      </w:r>
+      <w:proofErr w:type="spellEnd"/>
+      <w:r>
+        <w:rPr>
+          <w:rFonts w:ascii="Consolas" w:eastAsia="Times New Roman" w:hAnsi="Consolas" w:cs="Times New Roman"/>
+          <w:color w:val="EACD61"/>
+          <w:sz w:val="21"/>
+          <w:szCs w:val="21"/>
+          <w:lang w:eastAsia="uk-UA"/>
+        </w:rPr>
+        <w:t>=</w:t>
+      </w:r>
+      <w:r>
+        <w:rPr>
+          <w:rFonts w:ascii="Consolas" w:eastAsia="Times New Roman" w:hAnsi="Consolas" w:cs="Times New Roman"/>
+          <w:color w:val="3CEC85"/>
+          <w:sz w:val="21"/>
+          <w:szCs w:val="21"/>
+          <w:lang w:eastAsia="uk-UA"/>
+        </w:rPr>
+        <w:t>"S"</w:t>
+      </w:r>
+      <w:r>
+        <w:rPr>
+          <w:rFonts w:ascii="Consolas" w:eastAsia="Times New Roman" w:hAnsi="Consolas" w:cs="Times New Roman"/>
+          <w:color w:val="D8DDE7"/>
+          <w:sz w:val="21"/>
+          <w:szCs w:val="21"/>
+          <w:lang w:eastAsia="uk-UA"/>
+        </w:rPr>
+        <w:t>)</w:t>
+      </w:r>
+      <w:r>
+        <w:rPr>
+          <w:rFonts w:ascii="Consolas" w:eastAsia="Times New Roman" w:hAnsi="Consolas" w:cs="Times New Roman"/>
+          <w:color w:val="B9C2D3"/>
+          <w:sz w:val="21"/>
+          <w:szCs w:val="21"/>
+          <w:lang w:eastAsia="uk-UA"/>
+        </w:rPr>
+        <w:t xml:space="preserve"> </w:t>
+      </w:r>
+      <w:r>
+        <w:rPr>
+          <w:rFonts w:ascii="Consolas" w:eastAsia="Times New Roman" w:hAnsi="Consolas" w:cs="Times New Roman"/>
+          <w:i/>
+          <w:iCs/>
+          <w:color w:val="536686"/>
+          <w:sz w:val="21"/>
+          <w:szCs w:val="21"/>
+          <w:lang w:eastAsia="uk-UA"/>
+        </w:rPr>
+        <w:t>#[</w:t>
+      </w:r>
+      <w:proofErr w:type="spellStart"/>
+      <w:r>
+        <w:rPr>
+          <w:rFonts w:ascii="Consolas" w:eastAsia="Times New Roman" w:hAnsi="Consolas" w:cs="Times New Roman"/>
+          <w:i/>
+          <w:iCs/>
+          <w:color w:val="536686"/>
+          <w:sz w:val="21"/>
+          <w:szCs w:val="21"/>
+          <w:lang w:eastAsia="uk-UA"/>
+        </w:rPr>
+        <w:t>cite</w:t>
+      </w:r>
+      <w:proofErr w:type="spellEnd"/>
+      <w:r>
+        <w:rPr>
+          <w:rFonts w:ascii="Consolas" w:eastAsia="Times New Roman" w:hAnsi="Consolas" w:cs="Times New Roman"/>
+          <w:i/>
+          <w:iCs/>
+          <w:color w:val="536686"/>
+          <w:sz w:val="21"/>
+          <w:szCs w:val="21"/>
+          <w:lang w:eastAsia="uk-UA"/>
+        </w:rPr>
+        <w:t>: 7]</w:t>
+      </w:r>
+    </w:p>
+    <w:p>
+      <w:pPr>
+        <w:shd w:val="clear" w:color="auto" w:fill="222A38"/>
+        <w:spacing w:after="0" w:line="285" w:lineRule="atLeast"/>
+        <w:rPr>
+          <w:rFonts w:ascii="Consolas" w:eastAsia="Times New Roman" w:hAnsi="Consolas" w:cs="Times New Roman"/>
+          <w:color w:val="D8DDE7"/>
+          <w:sz w:val="21"/>
+          <w:szCs w:val="21"/>
+          <w:lang w:eastAsia="uk-UA"/>
+        </w:rPr>
+      </w:pPr>
+    </w:p>
+    <w:p>
+      <w:pPr>
+        <w:shd w:val="clear" w:color="auto" w:fill="222A38"/>
+        <w:spacing w:after="0" w:line="285" w:lineRule="atLeast"/>
+        <w:rPr>
+          <w:rFonts w:ascii="Consolas" w:eastAsia="Times New Roman" w:hAnsi="Consolas" w:cs="Times New Roman"/>
+          <w:color w:val="D8DDE7"/>
+          <w:sz w:val="21"/>
+          <w:szCs w:val="21"/>
+          <w:lang w:eastAsia="uk-UA"/>
+        </w:rPr>
+      </w:pPr>
+      <w:r>
+        <w:rPr>
+          <w:rFonts w:ascii="Consolas" w:eastAsia="Times New Roman" w:hAnsi="Consolas" w:cs="Times New Roman"/>
+          <w:color w:val="B9C2D3"/>
+          <w:sz w:val="21"/>
+          <w:szCs w:val="21"/>
+          <w:lang w:eastAsia="uk-UA"/>
+        </w:rPr>
+        <w:t xml:space="preserve">    </w:t>
+      </w:r>
+      <w:r>
+        <w:rPr>
+          <w:rFonts w:ascii="Consolas" w:eastAsia="Times New Roman" w:hAnsi="Consolas" w:cs="Times New Roman"/>
+          <w:i/>
+          <w:iCs/>
+          <w:color w:val="536686"/>
+          <w:sz w:val="21"/>
+          <w:szCs w:val="21"/>
+          <w:lang w:eastAsia="uk-UA"/>
+        </w:rPr>
+        <w:t># 3. Додаємо 1 КБ "сміттєвих" даних для додаткового навантаження на канал</w:t>
+      </w:r>
+    </w:p>
+    <w:p>
+      <w:pPr>
+        <w:shd w:val="clear" w:color="auto" w:fill="222A38"/>
+        <w:spacing w:after="0" w:line="285" w:lineRule="atLeast"/>
+        <w:rPr>
+          <w:rFonts w:ascii="Consolas" w:eastAsia="Times New Roman" w:hAnsi="Consolas" w:cs="Times New Roman"/>
+          <w:color w:val="D8DDE7"/>
+          <w:sz w:val="21"/>
+          <w:szCs w:val="21"/>
+          <w:lang w:eastAsia="uk-UA"/>
+        </w:rPr>
+      </w:pPr>
+      <w:r>
+        <w:rPr>
+          <w:rFonts w:ascii="Consolas" w:eastAsia="Times New Roman" w:hAnsi="Consolas" w:cs="Times New Roman"/>
+          <w:color w:val="B9C2D3"/>
+          <w:sz w:val="21"/>
+          <w:szCs w:val="21"/>
+          <w:lang w:eastAsia="uk-UA"/>
+        </w:rPr>
+        <w:t xml:space="preserve">    </w:t>
+      </w:r>
+      <w:proofErr w:type="spellStart"/>
+      <w:r>
+        <w:rPr>
+          <w:rFonts w:ascii="Consolas" w:eastAsia="Times New Roman" w:hAnsi="Consolas" w:cs="Times New Roman"/>
+          <w:color w:val="FF738A"/>
+          <w:sz w:val="21"/>
+          <w:szCs w:val="21"/>
+          <w:lang w:eastAsia="uk-UA"/>
+        </w:rPr>
+        <w:t>raw</w:t>
+      </w:r>
+      <w:proofErr w:type="spellEnd"/>
+      <w:r>
+        <w:rPr>
+          <w:rFonts w:ascii="Consolas" w:eastAsia="Times New Roman" w:hAnsi="Consolas" w:cs="Times New Roman"/>
+          <w:color w:val="B9C2D3"/>
+          <w:sz w:val="21"/>
+          <w:szCs w:val="21"/>
+          <w:lang w:eastAsia="uk-UA"/>
+        </w:rPr>
+        <w:t xml:space="preserve"> </w:t>
+      </w:r>
+      <w:r>
+        <w:rPr>
+          <w:rFonts w:ascii="Consolas" w:eastAsia="Times New Roman" w:hAnsi="Consolas" w:cs="Times New Roman"/>
+          <w:color w:val="EACD61"/>
+          <w:sz w:val="21"/>
+          <w:szCs w:val="21"/>
+          <w:lang w:eastAsia="uk-UA"/>
+        </w:rPr>
+        <w:t>=</w:t>
+      </w:r>
+      <w:r>
+        <w:rPr>
+          <w:rFonts w:ascii="Consolas" w:eastAsia="Times New Roman" w:hAnsi="Consolas" w:cs="Times New Roman"/>
+          <w:color w:val="B9C2D3"/>
+          <w:sz w:val="21"/>
+          <w:szCs w:val="21"/>
+          <w:lang w:eastAsia="uk-UA"/>
+        </w:rPr>
+        <w:t xml:space="preserve"> </w:t>
+      </w:r>
+      <w:proofErr w:type="spellStart"/>
+      <w:r>
+        <w:rPr>
+          <w:rFonts w:ascii="Consolas" w:eastAsia="Times New Roman" w:hAnsi="Consolas" w:cs="Times New Roman"/>
+          <w:color w:val="B78AFF"/>
+          <w:sz w:val="21"/>
+          <w:szCs w:val="21"/>
+          <w:lang w:eastAsia="uk-UA"/>
+        </w:rPr>
+        <w:t>Raw</w:t>
+      </w:r>
+      <w:proofErr w:type="spellEnd"/>
+      <w:r>
+        <w:rPr>
+          <w:rFonts w:ascii="Consolas" w:eastAsia="Times New Roman" w:hAnsi="Consolas" w:cs="Times New Roman"/>
+          <w:color w:val="D8DDE7"/>
+          <w:sz w:val="21"/>
+          <w:szCs w:val="21"/>
+          <w:lang w:eastAsia="uk-UA"/>
+        </w:rPr>
+        <w:t>(</w:t>
+      </w:r>
+      <w:proofErr w:type="spellStart"/>
+      <w:r>
+        <w:rPr>
+          <w:rFonts w:ascii="Consolas" w:eastAsia="Times New Roman" w:hAnsi="Consolas" w:cs="Times New Roman"/>
+          <w:color w:val="B78AFF"/>
+          <w:sz w:val="21"/>
+          <w:szCs w:val="21"/>
+          <w:lang w:eastAsia="uk-UA"/>
+        </w:rPr>
+        <w:t>b</w:t>
+      </w:r>
+      <w:r>
+        <w:rPr>
+          <w:rFonts w:ascii="Consolas" w:eastAsia="Times New Roman" w:hAnsi="Consolas" w:cs="Times New Roman"/>
+          <w:color w:val="A4E661"/>
+          <w:sz w:val="21"/>
+          <w:szCs w:val="21"/>
+          <w:lang w:eastAsia="uk-UA"/>
+        </w:rPr>
+        <w:t>"</w:t>
+      </w:r>
+      <w:r>
+        <w:rPr>
+          <w:rFonts w:ascii="Consolas" w:eastAsia="Times New Roman" w:hAnsi="Consolas" w:cs="Times New Roman"/>
+          <w:color w:val="3CEC85"/>
+          <w:sz w:val="21"/>
+          <w:szCs w:val="21"/>
+          <w:lang w:eastAsia="uk-UA"/>
+        </w:rPr>
+        <w:t>X</w:t>
+      </w:r>
+      <w:proofErr w:type="spellEnd"/>
+      <w:r>
+        <w:rPr>
+          <w:rFonts w:ascii="Consolas" w:eastAsia="Times New Roman" w:hAnsi="Consolas" w:cs="Times New Roman"/>
+          <w:color w:val="A4E661"/>
+          <w:sz w:val="21"/>
+          <w:szCs w:val="21"/>
+          <w:lang w:eastAsia="uk-UA"/>
+        </w:rPr>
+        <w:t>"</w:t>
+      </w:r>
+      <w:r>
+        <w:rPr>
+          <w:rFonts w:ascii="Consolas" w:eastAsia="Times New Roman" w:hAnsi="Consolas" w:cs="Times New Roman"/>
+          <w:color w:val="69C3FF"/>
+          <w:sz w:val="21"/>
+          <w:szCs w:val="21"/>
+          <w:lang w:eastAsia="uk-UA"/>
+        </w:rPr>
+        <w:t xml:space="preserve"> </w:t>
+      </w:r>
+      <w:r>
+        <w:rPr>
+          <w:rFonts w:ascii="Consolas" w:eastAsia="Times New Roman" w:hAnsi="Consolas" w:cs="Times New Roman"/>
+          <w:color w:val="EACD61"/>
+          <w:sz w:val="21"/>
+          <w:szCs w:val="21"/>
+          <w:lang w:eastAsia="uk-UA"/>
+        </w:rPr>
+        <w:t>*</w:t>
+      </w:r>
+      <w:r>
+        <w:rPr>
+          <w:rFonts w:ascii="Consolas" w:eastAsia="Times New Roman" w:hAnsi="Consolas" w:cs="Times New Roman"/>
+          <w:color w:val="69C3FF"/>
+          <w:sz w:val="21"/>
+          <w:szCs w:val="21"/>
+          <w:lang w:eastAsia="uk-UA"/>
+        </w:rPr>
+        <w:t xml:space="preserve"> </w:t>
+      </w:r>
+      <w:r>
+        <w:rPr>
+          <w:rFonts w:ascii="Consolas" w:eastAsia="Times New Roman" w:hAnsi="Consolas" w:cs="Times New Roman"/>
+          <w:color w:val="FF955C"/>
+          <w:sz w:val="21"/>
+          <w:szCs w:val="21"/>
+          <w:lang w:eastAsia="uk-UA"/>
+        </w:rPr>
+        <w:t>1024</w:t>
+      </w:r>
+      <w:r>
+        <w:rPr>
+          <w:rFonts w:ascii="Consolas" w:eastAsia="Times New Roman" w:hAnsi="Consolas" w:cs="Times New Roman"/>
+          <w:color w:val="D8DDE7"/>
+          <w:sz w:val="21"/>
+          <w:szCs w:val="21"/>
+          <w:lang w:eastAsia="uk-UA"/>
+        </w:rPr>
+        <w:t>)</w:t>
+      </w:r>
+      <w:r>
+        <w:rPr>
+          <w:rFonts w:ascii="Consolas" w:eastAsia="Times New Roman" w:hAnsi="Consolas" w:cs="Times New Roman"/>
+          <w:color w:val="B9C2D3"/>
+          <w:sz w:val="21"/>
+          <w:szCs w:val="21"/>
+          <w:lang w:eastAsia="uk-UA"/>
+        </w:rPr>
+        <w:t xml:space="preserve"> </w:t>
+      </w:r>
+      <w:r>
+        <w:rPr>
+          <w:rFonts w:ascii="Consolas" w:eastAsia="Times New Roman" w:hAnsi="Consolas" w:cs="Times New Roman"/>
+          <w:i/>
+          <w:iCs/>
+          <w:color w:val="536686"/>
+          <w:sz w:val="21"/>
+          <w:szCs w:val="21"/>
+          <w:lang w:eastAsia="uk-UA"/>
+        </w:rPr>
+        <w:t>#[</w:t>
+      </w:r>
+      <w:proofErr w:type="spellStart"/>
+      <w:r>
+        <w:rPr>
+          <w:rFonts w:ascii="Consolas" w:eastAsia="Times New Roman" w:hAnsi="Consolas" w:cs="Times New Roman"/>
+          <w:i/>
+          <w:iCs/>
+          <w:color w:val="536686"/>
+          <w:sz w:val="21"/>
+          <w:szCs w:val="21"/>
+          <w:lang w:eastAsia="uk-UA"/>
+        </w:rPr>
+        <w:t>cite</w:t>
+      </w:r>
+      <w:proofErr w:type="spellEnd"/>
+      <w:r>
+        <w:rPr>
+          <w:rFonts w:ascii="Consolas" w:eastAsia="Times New Roman" w:hAnsi="Consolas" w:cs="Times New Roman"/>
+          <w:i/>
+          <w:iCs/>
+          <w:color w:val="536686"/>
+          <w:sz w:val="21"/>
+          <w:szCs w:val="21"/>
+          <w:lang w:eastAsia="uk-UA"/>
+        </w:rPr>
+        <w:t>: 7]</w:t>
+      </w:r>
+    </w:p>
+    <w:p>
+      <w:pPr>
+        <w:shd w:val="clear" w:color="auto" w:fill="222A38"/>
+        <w:spacing w:after="0" w:line="285" w:lineRule="atLeast"/>
+        <w:rPr>
+          <w:rFonts w:ascii="Consolas" w:eastAsia="Times New Roman" w:hAnsi="Consolas" w:cs="Times New Roman"/>
+          <w:color w:val="D8DDE7"/>
+          <w:sz w:val="21"/>
+          <w:szCs w:val="21"/>
+          <w:lang w:eastAsia="uk-UA"/>
+        </w:rPr>
+      </w:pPr>
+    </w:p>
+    <w:p>
+      <w:pPr>
+        <w:shd w:val="clear" w:color="auto" w:fill="222A38"/>
+        <w:spacing w:after="0" w:line="285" w:lineRule="atLeast"/>
+        <w:rPr>
+          <w:rFonts w:ascii="Consolas" w:eastAsia="Times New Roman" w:hAnsi="Consolas" w:cs="Times New Roman"/>
+          <w:color w:val="D8DDE7"/>
+          <w:sz w:val="21"/>
+          <w:szCs w:val="21"/>
+          <w:lang w:eastAsia="uk-UA"/>
+        </w:rPr>
+      </w:pPr>
+      <w:r>
+        <w:rPr>
+          <w:rFonts w:ascii="Consolas" w:eastAsia="Times New Roman" w:hAnsi="Consolas" w:cs="Times New Roman"/>
+          <w:color w:val="B9C2D3"/>
+          <w:sz w:val="21"/>
+          <w:szCs w:val="21"/>
+          <w:lang w:eastAsia="uk-UA"/>
+        </w:rPr>
+        <w:t xml:space="preserve">    </w:t>
+      </w:r>
+      <w:r>
+        <w:rPr>
+          <w:rFonts w:ascii="Consolas" w:eastAsia="Times New Roman" w:hAnsi="Consolas" w:cs="Times New Roman"/>
+          <w:i/>
+          <w:iCs/>
+          <w:color w:val="536686"/>
+          <w:sz w:val="21"/>
+          <w:szCs w:val="21"/>
+          <w:lang w:eastAsia="uk-UA"/>
+        </w:rPr>
+        <w:t># Збираємо шари в один пакет</w:t>
+      </w:r>
+    </w:p>
+    <w:p>
+      <w:pPr>
+        <w:shd w:val="clear" w:color="auto" w:fill="222A38"/>
+        <w:spacing w:after="0" w:line="285" w:lineRule="atLeast"/>
+        <w:rPr>
+          <w:rFonts w:ascii="Consolas" w:eastAsia="Times New Roman" w:hAnsi="Consolas" w:cs="Times New Roman"/>
+          <w:color w:val="D8DDE7"/>
+          <w:sz w:val="21"/>
+          <w:szCs w:val="21"/>
+          <w:lang w:eastAsia="uk-UA"/>
+        </w:rPr>
+      </w:pPr>
+      <w:r>
+        <w:rPr>
+          <w:rFonts w:ascii="Consolas" w:eastAsia="Times New Roman" w:hAnsi="Consolas" w:cs="Times New Roman"/>
+          <w:color w:val="B9C2D3"/>
+          <w:sz w:val="21"/>
+          <w:szCs w:val="21"/>
+          <w:lang w:eastAsia="uk-UA"/>
+        </w:rPr>
+        <w:t xml:space="preserve">    </w:t>
+      </w:r>
+      <w:r>
+        <w:rPr>
+          <w:rFonts w:ascii="Consolas" w:eastAsia="Times New Roman" w:hAnsi="Consolas" w:cs="Times New Roman"/>
+          <w:color w:val="FF738A"/>
+          <w:sz w:val="21"/>
+          <w:szCs w:val="21"/>
+          <w:lang w:eastAsia="uk-UA"/>
+        </w:rPr>
+        <w:t>p</w:t>
+      </w:r>
+      <w:r>
+        <w:rPr>
+          <w:rFonts w:ascii="Consolas" w:eastAsia="Times New Roman" w:hAnsi="Consolas" w:cs="Times New Roman"/>
+          <w:color w:val="B9C2D3"/>
+          <w:sz w:val="21"/>
+          <w:szCs w:val="21"/>
+          <w:lang w:eastAsia="uk-UA"/>
+        </w:rPr>
+        <w:t xml:space="preserve"> </w:t>
+      </w:r>
+      <w:r>
+        <w:rPr>
+          <w:rFonts w:ascii="Consolas" w:eastAsia="Times New Roman" w:hAnsi="Consolas" w:cs="Times New Roman"/>
+          <w:color w:val="EACD61"/>
+          <w:sz w:val="21"/>
+          <w:szCs w:val="21"/>
+          <w:lang w:eastAsia="uk-UA"/>
+        </w:rPr>
+        <w:t>=</w:t>
+      </w:r>
+      <w:r>
+        <w:rPr>
+          <w:rFonts w:ascii="Consolas" w:eastAsia="Times New Roman" w:hAnsi="Consolas" w:cs="Times New Roman"/>
+          <w:color w:val="B9C2D3"/>
+          <w:sz w:val="21"/>
+          <w:szCs w:val="21"/>
+          <w:lang w:eastAsia="uk-UA"/>
+        </w:rPr>
+        <w:t xml:space="preserve"> </w:t>
+      </w:r>
+      <w:proofErr w:type="spellStart"/>
+      <w:r>
+        <w:rPr>
+          <w:rFonts w:ascii="Consolas" w:eastAsia="Times New Roman" w:hAnsi="Consolas" w:cs="Times New Roman"/>
+          <w:color w:val="FF738A"/>
+          <w:sz w:val="21"/>
+          <w:szCs w:val="21"/>
+          <w:lang w:eastAsia="uk-UA"/>
+        </w:rPr>
+        <w:t>ip</w:t>
+      </w:r>
+      <w:proofErr w:type="spellEnd"/>
+      <w:r>
+        <w:rPr>
+          <w:rFonts w:ascii="Consolas" w:eastAsia="Times New Roman" w:hAnsi="Consolas" w:cs="Times New Roman"/>
+          <w:color w:val="B9C2D3"/>
+          <w:sz w:val="21"/>
+          <w:szCs w:val="21"/>
+          <w:lang w:eastAsia="uk-UA"/>
+        </w:rPr>
+        <w:t xml:space="preserve"> </w:t>
+      </w:r>
+      <w:r>
+        <w:rPr>
+          <w:rFonts w:ascii="Consolas" w:eastAsia="Times New Roman" w:hAnsi="Consolas" w:cs="Times New Roman"/>
+          <w:color w:val="EACD61"/>
+          <w:sz w:val="21"/>
+          <w:szCs w:val="21"/>
+          <w:lang w:eastAsia="uk-UA"/>
+        </w:rPr>
+        <w:t>/</w:t>
+      </w:r>
+      <w:r>
+        <w:rPr>
+          <w:rFonts w:ascii="Consolas" w:eastAsia="Times New Roman" w:hAnsi="Consolas" w:cs="Times New Roman"/>
+          <w:color w:val="B9C2D3"/>
+          <w:sz w:val="21"/>
+          <w:szCs w:val="21"/>
+          <w:lang w:eastAsia="uk-UA"/>
+        </w:rPr>
+        <w:t xml:space="preserve"> </w:t>
+      </w:r>
+      <w:proofErr w:type="spellStart"/>
+      <w:r>
+        <w:rPr>
+          <w:rFonts w:ascii="Consolas" w:eastAsia="Times New Roman" w:hAnsi="Consolas" w:cs="Times New Roman"/>
+          <w:color w:val="FF738A"/>
+          <w:sz w:val="21"/>
+          <w:szCs w:val="21"/>
+          <w:lang w:eastAsia="uk-UA"/>
+        </w:rPr>
+        <w:t>tcp</w:t>
+      </w:r>
+      <w:proofErr w:type="spellEnd"/>
+      <w:r>
+        <w:rPr>
+          <w:rFonts w:ascii="Consolas" w:eastAsia="Times New Roman" w:hAnsi="Consolas" w:cs="Times New Roman"/>
+          <w:color w:val="B9C2D3"/>
+          <w:sz w:val="21"/>
+          <w:szCs w:val="21"/>
+          <w:lang w:eastAsia="uk-UA"/>
+        </w:rPr>
+        <w:t xml:space="preserve"> </w:t>
+      </w:r>
+      <w:r>
+        <w:rPr>
+          <w:rFonts w:ascii="Consolas" w:eastAsia="Times New Roman" w:hAnsi="Consolas" w:cs="Times New Roman"/>
+          <w:color w:val="69C3FF"/>
+          <w:sz w:val="21"/>
+          <w:szCs w:val="21"/>
+          <w:lang w:eastAsia="uk-UA"/>
+        </w:rPr>
+        <w:t>/</w:t>
+      </w:r>
+      <w:r>
+        <w:rPr>
+          <w:rFonts w:ascii="Consolas" w:eastAsia="Times New Roman" w:hAnsi="Consolas" w:cs="Times New Roman"/>
+          <w:color w:val="B9C2D3"/>
+          <w:sz w:val="21"/>
+          <w:szCs w:val="21"/>
+          <w:lang w:eastAsia="uk-UA"/>
+        </w:rPr>
+        <w:t xml:space="preserve"> </w:t>
+      </w:r>
+      <w:proofErr w:type="spellStart"/>
+      <w:r>
+        <w:rPr>
+          <w:rFonts w:ascii="Consolas" w:eastAsia="Times New Roman" w:hAnsi="Consolas" w:cs="Times New Roman"/>
+          <w:color w:val="FF738A"/>
+          <w:sz w:val="21"/>
+          <w:szCs w:val="21"/>
+          <w:lang w:eastAsia="uk-UA"/>
+        </w:rPr>
+        <w:t>raw</w:t>
+      </w:r>
+      <w:proofErr w:type="spellEnd"/>
+      <w:r>
+        <w:rPr>
+          <w:rFonts w:ascii="Consolas" w:eastAsia="Times New Roman" w:hAnsi="Consolas" w:cs="Times New Roman"/>
+          <w:color w:val="B9C2D3"/>
+          <w:sz w:val="21"/>
+          <w:szCs w:val="21"/>
+          <w:lang w:eastAsia="uk-UA"/>
+        </w:rPr>
+        <w:t xml:space="preserve"> </w:t>
+      </w:r>
+      <w:r>
+        <w:rPr>
+          <w:rFonts w:ascii="Consolas" w:eastAsia="Times New Roman" w:hAnsi="Consolas" w:cs="Times New Roman"/>
+          <w:i/>
+          <w:iCs/>
+          <w:color w:val="536686"/>
+          <w:sz w:val="21"/>
+          <w:szCs w:val="21"/>
+          <w:lang w:eastAsia="uk-UA"/>
+        </w:rPr>
+        <w:t>#[</w:t>
+      </w:r>
+      <w:proofErr w:type="spellStart"/>
+      <w:r>
+        <w:rPr>
+          <w:rFonts w:ascii="Consolas" w:eastAsia="Times New Roman" w:hAnsi="Consolas" w:cs="Times New Roman"/>
+          <w:i/>
+          <w:iCs/>
+          <w:color w:val="536686"/>
+          <w:sz w:val="21"/>
+          <w:szCs w:val="21"/>
+          <w:lang w:eastAsia="uk-UA"/>
+        </w:rPr>
+        <w:t>cite</w:t>
+      </w:r>
+      <w:proofErr w:type="spellEnd"/>
+      <w:r>
+        <w:rPr>
+          <w:rFonts w:ascii="Consolas" w:eastAsia="Times New Roman" w:hAnsi="Consolas" w:cs="Times New Roman"/>
+          <w:i/>
+          <w:iCs/>
+          <w:color w:val="536686"/>
+          <w:sz w:val="21"/>
+          <w:szCs w:val="21"/>
+          <w:lang w:eastAsia="uk-UA"/>
+        </w:rPr>
+        <w:t>: 7]</w:t>
+      </w:r>
+    </w:p>
+    <w:p>
+      <w:pPr>
+        <w:shd w:val="clear" w:color="auto" w:fill="222A38"/>
+        <w:spacing w:after="0" w:line="285" w:lineRule="atLeast"/>
+        <w:rPr>
+          <w:rFonts w:ascii="Consolas" w:eastAsia="Times New Roman" w:hAnsi="Consolas" w:cs="Times New Roman"/>
+          <w:color w:val="D8DDE7"/>
+          <w:sz w:val="21"/>
+          <w:szCs w:val="21"/>
+          <w:lang w:eastAsia="uk-UA"/>
+        </w:rPr>
+      </w:pPr>
+    </w:p>
+    <w:p>
+      <w:pPr>
+        <w:shd w:val="clear" w:color="auto" w:fill="222A38"/>
+        <w:spacing w:after="0" w:line="285" w:lineRule="atLeast"/>
+        <w:rPr>
+          <w:rFonts w:ascii="Consolas" w:eastAsia="Times New Roman" w:hAnsi="Consolas" w:cs="Times New Roman"/>
+          <w:color w:val="D8DDE7"/>
+          <w:sz w:val="21"/>
+          <w:szCs w:val="21"/>
+          <w:lang w:eastAsia="uk-UA"/>
+        </w:rPr>
+      </w:pPr>
+      <w:r>
+        <w:rPr>
+          <w:rFonts w:ascii="Consolas" w:eastAsia="Times New Roman" w:hAnsi="Consolas" w:cs="Times New Roman"/>
+          <w:color w:val="B9C2D3"/>
+          <w:sz w:val="21"/>
+          <w:szCs w:val="21"/>
+          <w:lang w:eastAsia="uk-UA"/>
+        </w:rPr>
+        <w:t xml:space="preserve">    </w:t>
+      </w:r>
+      <w:proofErr w:type="spellStart"/>
+      <w:r>
+        <w:rPr>
+          <w:rFonts w:ascii="Consolas" w:eastAsia="Times New Roman" w:hAnsi="Consolas" w:cs="Times New Roman"/>
+          <w:color w:val="69C3FF"/>
+          <w:sz w:val="21"/>
+          <w:szCs w:val="21"/>
+          <w:lang w:eastAsia="uk-UA"/>
+        </w:rPr>
+        <w:t>print</w:t>
+      </w:r>
+      <w:proofErr w:type="spellEnd"/>
+      <w:r>
+        <w:rPr>
+          <w:rFonts w:ascii="Consolas" w:eastAsia="Times New Roman" w:hAnsi="Consolas" w:cs="Times New Roman"/>
+          <w:color w:val="D8DDE7"/>
+          <w:sz w:val="21"/>
+          <w:szCs w:val="21"/>
+          <w:lang w:eastAsia="uk-UA"/>
+        </w:rPr>
+        <w:t>(</w:t>
+      </w:r>
+      <w:r>
+        <w:rPr>
+          <w:rFonts w:ascii="Consolas" w:eastAsia="Times New Roman" w:hAnsi="Consolas" w:cs="Times New Roman"/>
+          <w:color w:val="3CEC85"/>
+          <w:sz w:val="21"/>
+          <w:szCs w:val="21"/>
+          <w:lang w:eastAsia="uk-UA"/>
+        </w:rPr>
+        <w:t>"[!] Запуск атаки. Натисніть CTRL+C для зупинки."</w:t>
+      </w:r>
+      <w:r>
+        <w:rPr>
+          <w:rFonts w:ascii="Consolas" w:eastAsia="Times New Roman" w:hAnsi="Consolas" w:cs="Times New Roman"/>
+          <w:color w:val="D8DDE7"/>
+          <w:sz w:val="21"/>
+          <w:szCs w:val="21"/>
+          <w:lang w:eastAsia="uk-UA"/>
+        </w:rPr>
+        <w:t>)</w:t>
+      </w:r>
+    </w:p>
+    <w:p>
+      <w:pPr>
+        <w:shd w:val="clear" w:color="auto" w:fill="222A38"/>
+        <w:spacing w:after="0" w:line="285" w:lineRule="atLeast"/>
+        <w:rPr>
+          <w:rFonts w:ascii="Consolas" w:eastAsia="Times New Roman" w:hAnsi="Consolas" w:cs="Times New Roman"/>
+          <w:color w:val="D8DDE7"/>
+          <w:sz w:val="21"/>
+          <w:szCs w:val="21"/>
+          <w:lang w:eastAsia="uk-UA"/>
+        </w:rPr>
+      </w:pPr>
+      <w:r>
+        <w:rPr>
+          <w:rFonts w:ascii="Consolas" w:eastAsia="Times New Roman" w:hAnsi="Consolas" w:cs="Times New Roman"/>
+          <w:color w:val="B9C2D3"/>
+          <w:sz w:val="21"/>
+          <w:szCs w:val="21"/>
+          <w:lang w:eastAsia="uk-UA"/>
+        </w:rPr>
+        <w:t xml:space="preserve">    </w:t>
+      </w:r>
+    </w:p>
+    <w:p>
+      <w:pPr>
+        <w:shd w:val="clear" w:color="auto" w:fill="222A38"/>
+        <w:spacing w:after="0" w:line="285" w:lineRule="atLeast"/>
+        <w:rPr>
+          <w:rFonts w:ascii="Consolas" w:eastAsia="Times New Roman" w:hAnsi="Consolas" w:cs="Times New Roman"/>
+          <w:color w:val="D8DDE7"/>
+          <w:sz w:val="21"/>
+          <w:szCs w:val="21"/>
+          <w:lang w:eastAsia="uk-UA"/>
+        </w:rPr>
+      </w:pPr>
+      <w:r>
+        <w:rPr>
+          <w:rFonts w:ascii="Consolas" w:eastAsia="Times New Roman" w:hAnsi="Consolas" w:cs="Times New Roman"/>
+          <w:color w:val="B9C2D3"/>
+          <w:sz w:val="21"/>
+          <w:szCs w:val="21"/>
+          <w:lang w:eastAsia="uk-UA"/>
+        </w:rPr>
+        <w:t xml:space="preserve">    </w:t>
+      </w:r>
+      <w:r>
+        <w:rPr>
+          <w:rFonts w:ascii="Consolas" w:eastAsia="Times New Roman" w:hAnsi="Consolas" w:cs="Times New Roman"/>
+          <w:i/>
+          <w:iCs/>
+          <w:color w:val="536686"/>
+          <w:sz w:val="21"/>
+          <w:szCs w:val="21"/>
+          <w:lang w:eastAsia="uk-UA"/>
+        </w:rPr>
+        <w:t># Надсилаємо пакети в безкінечному циклі</w:t>
+      </w:r>
+    </w:p>
+    <w:p>
+      <w:pPr>
+        <w:shd w:val="clear" w:color="auto" w:fill="222A38"/>
+        <w:spacing w:after="0" w:line="285" w:lineRule="atLeast"/>
+        <w:rPr>
+          <w:rFonts w:ascii="Consolas" w:eastAsia="Times New Roman" w:hAnsi="Consolas" w:cs="Times New Roman"/>
+          <w:color w:val="D8DDE7"/>
+          <w:sz w:val="21"/>
+          <w:szCs w:val="21"/>
+          <w:lang w:eastAsia="uk-UA"/>
+        </w:rPr>
+      </w:pPr>
+      <w:r>
+        <w:rPr>
+          <w:rFonts w:ascii="Consolas" w:eastAsia="Times New Roman" w:hAnsi="Consolas" w:cs="Times New Roman"/>
+          <w:color w:val="B9C2D3"/>
+          <w:sz w:val="21"/>
+          <w:szCs w:val="21"/>
+          <w:lang w:eastAsia="uk-UA"/>
+        </w:rPr>
+        <w:t xml:space="preserve">    </w:t>
+      </w:r>
+      <w:r>
+        <w:rPr>
+          <w:rFonts w:ascii="Consolas" w:eastAsia="Times New Roman" w:hAnsi="Consolas" w:cs="Times New Roman"/>
+          <w:i/>
+          <w:iCs/>
+          <w:color w:val="536686"/>
+          <w:sz w:val="21"/>
+          <w:szCs w:val="21"/>
+          <w:lang w:eastAsia="uk-UA"/>
+        </w:rPr>
+        <w:t xml:space="preserve"># </w:t>
+      </w:r>
+      <w:proofErr w:type="spellStart"/>
+      <w:r>
+        <w:rPr>
+          <w:rFonts w:ascii="Consolas" w:eastAsia="Times New Roman" w:hAnsi="Consolas" w:cs="Times New Roman"/>
+          <w:i/>
+          <w:iCs/>
+          <w:color w:val="536686"/>
+          <w:sz w:val="21"/>
+          <w:szCs w:val="21"/>
+          <w:lang w:eastAsia="uk-UA"/>
+        </w:rPr>
+        <w:t>verbose</w:t>
+      </w:r>
+      <w:proofErr w:type="spellEnd"/>
+      <w:r>
+        <w:rPr>
+          <w:rFonts w:ascii="Consolas" w:eastAsia="Times New Roman" w:hAnsi="Consolas" w:cs="Times New Roman"/>
+          <w:i/>
+          <w:iCs/>
+          <w:color w:val="536686"/>
+          <w:sz w:val="21"/>
+          <w:szCs w:val="21"/>
+          <w:lang w:eastAsia="uk-UA"/>
+        </w:rPr>
+        <w:t xml:space="preserve">=0 вимикає виведення кожного пакета в консоль, щоб не сповільнювати </w:t>
+      </w:r>
+      <w:proofErr w:type="spellStart"/>
+      <w:r>
+        <w:rPr>
+          <w:rFonts w:ascii="Consolas" w:eastAsia="Times New Roman" w:hAnsi="Consolas" w:cs="Times New Roman"/>
+          <w:i/>
+          <w:iCs/>
+          <w:color w:val="536686"/>
+          <w:sz w:val="21"/>
+          <w:szCs w:val="21"/>
+          <w:lang w:eastAsia="uk-UA"/>
+        </w:rPr>
+        <w:t>скрипт</w:t>
+      </w:r>
+      <w:proofErr w:type="spellEnd"/>
+    </w:p>
+    <w:p>
+      <w:pPr>
+        <w:shd w:val="clear" w:color="auto" w:fill="222A38"/>
+        <w:spacing w:after="0" w:line="285" w:lineRule="atLeast"/>
+        <w:rPr>
+          <w:rFonts w:ascii="Consolas" w:eastAsia="Times New Roman" w:hAnsi="Consolas" w:cs="Times New Roman"/>
+          <w:color w:val="D8DDE7"/>
+          <w:sz w:val="21"/>
+          <w:szCs w:val="21"/>
+          <w:lang w:eastAsia="uk-UA"/>
+        </w:rPr>
+      </w:pPr>
+      <w:r>
+        <w:rPr>
+          <w:rFonts w:ascii="Consolas" w:eastAsia="Times New Roman" w:hAnsi="Consolas" w:cs="Times New Roman"/>
+          <w:color w:val="B9C2D3"/>
+          <w:sz w:val="21"/>
+          <w:szCs w:val="21"/>
+          <w:lang w:eastAsia="uk-UA"/>
+        </w:rPr>
+        <w:t xml:space="preserve">    </w:t>
+      </w:r>
+      <w:proofErr w:type="spellStart"/>
+      <w:r>
+        <w:rPr>
+          <w:rFonts w:ascii="Consolas" w:eastAsia="Times New Roman" w:hAnsi="Consolas" w:cs="Times New Roman"/>
+          <w:color w:val="69C3FF"/>
+          <w:sz w:val="21"/>
+          <w:szCs w:val="21"/>
+          <w:lang w:eastAsia="uk-UA"/>
+        </w:rPr>
+        <w:t>send</w:t>
+      </w:r>
+      <w:proofErr w:type="spellEnd"/>
+      <w:r>
+        <w:rPr>
+          <w:rFonts w:ascii="Consolas" w:eastAsia="Times New Roman" w:hAnsi="Consolas" w:cs="Times New Roman"/>
+          <w:color w:val="D8DDE7"/>
+          <w:sz w:val="21"/>
+          <w:szCs w:val="21"/>
+          <w:lang w:eastAsia="uk-UA"/>
+        </w:rPr>
+        <w:t>(</w:t>
+      </w:r>
+      <w:r>
+        <w:rPr>
+          <w:rFonts w:ascii="Consolas" w:eastAsia="Times New Roman" w:hAnsi="Consolas" w:cs="Times New Roman"/>
+          <w:color w:val="FF738A"/>
+          <w:sz w:val="21"/>
+          <w:szCs w:val="21"/>
+          <w:lang w:eastAsia="uk-UA"/>
+        </w:rPr>
+        <w:t>p</w:t>
+      </w:r>
+      <w:r>
+        <w:rPr>
+          <w:rFonts w:ascii="Consolas" w:eastAsia="Times New Roman" w:hAnsi="Consolas" w:cs="Times New Roman"/>
+          <w:color w:val="D8DDE7"/>
+          <w:sz w:val="21"/>
+          <w:szCs w:val="21"/>
+          <w:lang w:eastAsia="uk-UA"/>
+        </w:rPr>
+        <w:t>,</w:t>
+      </w:r>
+      <w:r>
+        <w:rPr>
+          <w:rFonts w:ascii="Consolas" w:eastAsia="Times New Roman" w:hAnsi="Consolas" w:cs="Times New Roman"/>
+          <w:color w:val="69C3FF"/>
+          <w:sz w:val="21"/>
+          <w:szCs w:val="21"/>
+          <w:lang w:eastAsia="uk-UA"/>
+        </w:rPr>
+        <w:t xml:space="preserve"> </w:t>
+      </w:r>
+      <w:proofErr w:type="spellStart"/>
+      <w:r>
+        <w:rPr>
+          <w:rFonts w:ascii="Consolas" w:eastAsia="Times New Roman" w:hAnsi="Consolas" w:cs="Times New Roman"/>
+          <w:color w:val="F38CEC"/>
+          <w:sz w:val="21"/>
+          <w:szCs w:val="21"/>
+          <w:lang w:eastAsia="uk-UA"/>
+        </w:rPr>
+        <w:t>loop</w:t>
+      </w:r>
+      <w:proofErr w:type="spellEnd"/>
+      <w:r>
+        <w:rPr>
+          <w:rFonts w:ascii="Consolas" w:eastAsia="Times New Roman" w:hAnsi="Consolas" w:cs="Times New Roman"/>
+          <w:color w:val="EACD61"/>
+          <w:sz w:val="21"/>
+          <w:szCs w:val="21"/>
+          <w:lang w:eastAsia="uk-UA"/>
+        </w:rPr>
+        <w:t>=</w:t>
+      </w:r>
+      <w:r>
+        <w:rPr>
+          <w:rFonts w:ascii="Consolas" w:eastAsia="Times New Roman" w:hAnsi="Consolas" w:cs="Times New Roman"/>
+          <w:color w:val="FF955C"/>
+          <w:sz w:val="21"/>
+          <w:szCs w:val="21"/>
+          <w:lang w:eastAsia="uk-UA"/>
+        </w:rPr>
+        <w:t>1</w:t>
+      </w:r>
+      <w:r>
+        <w:rPr>
+          <w:rFonts w:ascii="Consolas" w:eastAsia="Times New Roman" w:hAnsi="Consolas" w:cs="Times New Roman"/>
+          <w:color w:val="D8DDE7"/>
+          <w:sz w:val="21"/>
+          <w:szCs w:val="21"/>
+          <w:lang w:eastAsia="uk-UA"/>
+        </w:rPr>
+        <w:t>,</w:t>
+      </w:r>
+      <w:r>
+        <w:rPr>
+          <w:rFonts w:ascii="Consolas" w:eastAsia="Times New Roman" w:hAnsi="Consolas" w:cs="Times New Roman"/>
+          <w:color w:val="69C3FF"/>
+          <w:sz w:val="21"/>
+          <w:szCs w:val="21"/>
+          <w:lang w:eastAsia="uk-UA"/>
+        </w:rPr>
+        <w:t xml:space="preserve"> </w:t>
+      </w:r>
+      <w:proofErr w:type="spellStart"/>
+      <w:r>
+        <w:rPr>
+          <w:rFonts w:ascii="Consolas" w:eastAsia="Times New Roman" w:hAnsi="Consolas" w:cs="Times New Roman"/>
+          <w:color w:val="F38CEC"/>
+          <w:sz w:val="21"/>
+          <w:szCs w:val="21"/>
+          <w:lang w:eastAsia="uk-UA"/>
+        </w:rPr>
+        <w:t>verbose</w:t>
+      </w:r>
+      <w:proofErr w:type="spellEnd"/>
+      <w:r>
+        <w:rPr>
+          <w:rFonts w:ascii="Consolas" w:eastAsia="Times New Roman" w:hAnsi="Consolas" w:cs="Times New Roman"/>
+          <w:color w:val="EACD61"/>
+          <w:sz w:val="21"/>
+          <w:szCs w:val="21"/>
+          <w:lang w:eastAsia="uk-UA"/>
+        </w:rPr>
+        <w:t>=</w:t>
+      </w:r>
+      <w:r>
+        <w:rPr>
+          <w:rFonts w:ascii="Consolas" w:eastAsia="Times New Roman" w:hAnsi="Consolas" w:cs="Times New Roman"/>
+          <w:color w:val="FF955C"/>
+          <w:sz w:val="21"/>
+          <w:szCs w:val="21"/>
+          <w:lang w:eastAsia="uk-UA"/>
+        </w:rPr>
+        <w:t>0</w:t>
+      </w:r>
+      <w:r>
+        <w:rPr>
+          <w:rFonts w:ascii="Consolas" w:eastAsia="Times New Roman" w:hAnsi="Consolas" w:cs="Times New Roman"/>
+          <w:color w:val="D8DDE7"/>
+          <w:sz w:val="21"/>
+          <w:szCs w:val="21"/>
+          <w:lang w:eastAsia="uk-UA"/>
+        </w:rPr>
+        <w:t>)</w:t>
+      </w:r>
+      <w:r>
+        <w:rPr>
+          <w:rFonts w:ascii="Consolas" w:eastAsia="Times New Roman" w:hAnsi="Consolas" w:cs="Times New Roman"/>
+          <w:color w:val="B9C2D3"/>
+          <w:sz w:val="21"/>
+          <w:szCs w:val="21"/>
+          <w:lang w:eastAsia="uk-UA"/>
+        </w:rPr>
+        <w:t xml:space="preserve"> </w:t>
+      </w:r>
+      <w:r>
+        <w:rPr>
+          <w:rFonts w:ascii="Consolas" w:eastAsia="Times New Roman" w:hAnsi="Consolas" w:cs="Times New Roman"/>
+          <w:i/>
+          <w:iCs/>
+          <w:color w:val="536686"/>
+          <w:sz w:val="21"/>
+          <w:szCs w:val="21"/>
+          <w:lang w:eastAsia="uk-UA"/>
+        </w:rPr>
+        <w:t>#[</w:t>
+      </w:r>
+      <w:proofErr w:type="spellStart"/>
+      <w:r>
+        <w:rPr>
+          <w:rFonts w:ascii="Consolas" w:eastAsia="Times New Roman" w:hAnsi="Consolas" w:cs="Times New Roman"/>
+          <w:i/>
+          <w:iCs/>
+          <w:color w:val="536686"/>
+          <w:sz w:val="21"/>
+          <w:szCs w:val="21"/>
+          <w:lang w:eastAsia="uk-UA"/>
+        </w:rPr>
+        <w:t>cite</w:t>
+      </w:r>
+      <w:proofErr w:type="spellEnd"/>
+      <w:r>
+        <w:rPr>
+          <w:rFonts w:ascii="Consolas" w:eastAsia="Times New Roman" w:hAnsi="Consolas" w:cs="Times New Roman"/>
+          <w:i/>
+          <w:iCs/>
+          <w:color w:val="536686"/>
+          <w:sz w:val="21"/>
+          <w:szCs w:val="21"/>
+          <w:lang w:eastAsia="uk-UA"/>
+        </w:rPr>
+        <w:t>: 7]</w:t>
+      </w:r>
+    </w:p>
+    <w:p>
+      <w:pPr>
+        <w:shd w:val="clear" w:color="auto" w:fill="222A38"/>
+        <w:spacing w:after="0" w:line="285" w:lineRule="atLeast"/>
+        <w:rPr>
+          <w:rFonts w:ascii="Consolas" w:eastAsia="Times New Roman" w:hAnsi="Consolas" w:cs="Times New Roman"/>
+          <w:color w:val="D8DDE7"/>
+          <w:sz w:val="21"/>
+          <w:szCs w:val="21"/>
+          <w:lang w:eastAsia="uk-UA"/>
+        </w:rPr>
+      </w:pPr>
+    </w:p>
+    <w:p>
+      <w:pPr>
+        <w:shd w:val="clear" w:color="auto" w:fill="222A38"/>
+        <w:spacing w:after="0" w:line="285" w:lineRule="atLeast"/>
+        <w:rPr>
+          <w:rFonts w:ascii="Consolas" w:eastAsia="Times New Roman" w:hAnsi="Consolas" w:cs="Times New Roman"/>
+          <w:color w:val="D8DDE7"/>
+          <w:sz w:val="21"/>
+          <w:szCs w:val="21"/>
+          <w:lang w:eastAsia="uk-UA"/>
+        </w:rPr>
+      </w:pPr>
+      <w:proofErr w:type="spellStart"/>
+      <w:r>
+        <w:rPr>
+          <w:rFonts w:ascii="Consolas" w:eastAsia="Times New Roman" w:hAnsi="Consolas" w:cs="Times New Roman"/>
+          <w:color w:val="EACD61"/>
+          <w:sz w:val="21"/>
+          <w:szCs w:val="21"/>
+          <w:lang w:eastAsia="uk-UA"/>
+        </w:rPr>
+        <w:t>if</w:t>
+      </w:r>
+      <w:proofErr w:type="spellEnd"/>
+      <w:r>
+        <w:rPr>
+          <w:rFonts w:ascii="Consolas" w:eastAsia="Times New Roman" w:hAnsi="Consolas" w:cs="Times New Roman"/>
+          <w:color w:val="B9C2D3"/>
+          <w:sz w:val="21"/>
+          <w:szCs w:val="21"/>
+          <w:lang w:eastAsia="uk-UA"/>
+        </w:rPr>
+        <w:t xml:space="preserve"> </w:t>
+      </w:r>
+      <w:r>
+        <w:rPr>
+          <w:rFonts w:ascii="Consolas" w:eastAsia="Times New Roman" w:hAnsi="Consolas" w:cs="Times New Roman"/>
+          <w:color w:val="FF738A"/>
+          <w:sz w:val="21"/>
+          <w:szCs w:val="21"/>
+          <w:lang w:eastAsia="uk-UA"/>
+        </w:rPr>
+        <w:t>__</w:t>
+      </w:r>
+      <w:proofErr w:type="spellStart"/>
+      <w:r>
+        <w:rPr>
+          <w:rFonts w:ascii="Consolas" w:eastAsia="Times New Roman" w:hAnsi="Consolas" w:cs="Times New Roman"/>
+          <w:color w:val="FF738A"/>
+          <w:sz w:val="21"/>
+          <w:szCs w:val="21"/>
+          <w:lang w:eastAsia="uk-UA"/>
+        </w:rPr>
+        <w:t>name</w:t>
+      </w:r>
+      <w:proofErr w:type="spellEnd"/>
+      <w:r>
+        <w:rPr>
+          <w:rFonts w:ascii="Consolas" w:eastAsia="Times New Roman" w:hAnsi="Consolas" w:cs="Times New Roman"/>
+          <w:color w:val="FF738A"/>
+          <w:sz w:val="21"/>
+          <w:szCs w:val="21"/>
+          <w:lang w:eastAsia="uk-UA"/>
+        </w:rPr>
+        <w:t>__</w:t>
+      </w:r>
+      <w:r>
+        <w:rPr>
+          <w:rFonts w:ascii="Consolas" w:eastAsia="Times New Roman" w:hAnsi="Consolas" w:cs="Times New Roman"/>
+          <w:color w:val="B9C2D3"/>
+          <w:sz w:val="21"/>
+          <w:szCs w:val="21"/>
+          <w:lang w:eastAsia="uk-UA"/>
+        </w:rPr>
+        <w:t xml:space="preserve"> </w:t>
+      </w:r>
+      <w:r>
+        <w:rPr>
+          <w:rFonts w:ascii="Consolas" w:eastAsia="Times New Roman" w:hAnsi="Consolas" w:cs="Times New Roman"/>
+          <w:color w:val="EACD61"/>
+          <w:sz w:val="21"/>
+          <w:szCs w:val="21"/>
+          <w:lang w:eastAsia="uk-UA"/>
+        </w:rPr>
+        <w:t>==</w:t>
+      </w:r>
+      <w:r>
+        <w:rPr>
+          <w:rFonts w:ascii="Consolas" w:eastAsia="Times New Roman" w:hAnsi="Consolas" w:cs="Times New Roman"/>
+          <w:color w:val="B9C2D3"/>
+          <w:sz w:val="21"/>
+          <w:szCs w:val="21"/>
+          <w:lang w:eastAsia="uk-UA"/>
+        </w:rPr>
+        <w:t xml:space="preserve"> </w:t>
+      </w:r>
+      <w:r>
+        <w:rPr>
+          <w:rFonts w:ascii="Consolas" w:eastAsia="Times New Roman" w:hAnsi="Consolas" w:cs="Times New Roman"/>
+          <w:color w:val="3CEC85"/>
+          <w:sz w:val="21"/>
+          <w:szCs w:val="21"/>
+          <w:lang w:eastAsia="uk-UA"/>
+        </w:rPr>
+        <w:t>"__</w:t>
+      </w:r>
+      <w:proofErr w:type="spellStart"/>
+      <w:r>
+        <w:rPr>
+          <w:rFonts w:ascii="Consolas" w:eastAsia="Times New Roman" w:hAnsi="Consolas" w:cs="Times New Roman"/>
+          <w:color w:val="3CEC85"/>
+          <w:sz w:val="21"/>
+          <w:szCs w:val="21"/>
+          <w:lang w:eastAsia="uk-UA"/>
+        </w:rPr>
+        <w:t>main</w:t>
+      </w:r>
+      <w:proofErr w:type="spellEnd"/>
+      <w:r>
+        <w:rPr>
+          <w:rFonts w:ascii="Consolas" w:eastAsia="Times New Roman" w:hAnsi="Consolas" w:cs="Times New Roman"/>
+          <w:color w:val="3CEC85"/>
+          <w:sz w:val="21"/>
+          <w:szCs w:val="21"/>
+          <w:lang w:eastAsia="uk-UA"/>
+        </w:rPr>
+        <w:t>__"</w:t>
+      </w:r>
+      <w:r>
+        <w:rPr>
+          <w:rFonts w:ascii="Consolas" w:eastAsia="Times New Roman" w:hAnsi="Consolas" w:cs="Times New Roman"/>
+          <w:color w:val="D8DDE7"/>
+          <w:sz w:val="21"/>
+          <w:szCs w:val="21"/>
+          <w:lang w:eastAsia="uk-UA"/>
+        </w:rPr>
+        <w:t>:</w:t>
+      </w:r>
+    </w:p>
+    <w:p>
+      <w:pPr>
+        <w:shd w:val="clear" w:color="auto" w:fill="222A38"/>
+        <w:spacing w:after="0" w:line="285" w:lineRule="atLeast"/>
+        <w:rPr>
+          <w:rFonts w:ascii="Consolas" w:eastAsia="Times New Roman" w:hAnsi="Consolas" w:cs="Times New Roman"/>
+          <w:color w:val="D8DDE7"/>
+          <w:sz w:val="21"/>
+          <w:szCs w:val="21"/>
+          <w:lang w:eastAsia="uk-UA"/>
+        </w:rPr>
+      </w:pPr>
+      <w:r>
+        <w:rPr>
+          <w:rFonts w:ascii="Consolas" w:eastAsia="Times New Roman" w:hAnsi="Consolas" w:cs="Times New Roman"/>
+          <w:color w:val="B9C2D3"/>
+          <w:sz w:val="21"/>
+          <w:szCs w:val="21"/>
+          <w:lang w:eastAsia="uk-UA"/>
+        </w:rPr>
+        <w:t xml:space="preserve">    </w:t>
+      </w:r>
+      <w:proofErr w:type="spellStart"/>
+      <w:r>
+        <w:rPr>
+          <w:rFonts w:ascii="Consolas" w:eastAsia="Times New Roman" w:hAnsi="Consolas" w:cs="Times New Roman"/>
+          <w:color w:val="69C3FF"/>
+          <w:sz w:val="21"/>
+          <w:szCs w:val="21"/>
+          <w:lang w:eastAsia="uk-UA"/>
+        </w:rPr>
+        <w:t>main</w:t>
+      </w:r>
+      <w:proofErr w:type="spellEnd"/>
+      <w:r>
+        <w:rPr>
+          <w:rFonts w:ascii="Consolas" w:eastAsia="Times New Roman" w:hAnsi="Consolas" w:cs="Times New Roman"/>
+          <w:color w:val="D8DDE7"/>
+          <w:sz w:val="21"/>
+          <w:szCs w:val="21"/>
+          <w:lang w:eastAsia="uk-UA"/>
+        </w:rPr>
+        <w:t>()</w:t>
+      </w:r>
+    </w:p>
+    <w:p>
+      <w:pPr>
+        <w:jc w:val="both"/>
+        <w:rPr>
+          <w:rFonts w:ascii="Times New Roman" w:hAnsi="Times New Roman" w:cs="Times New Roman"/>
+          <w:sz w:val="28"/>
+          <w:szCs w:val="28"/>
+        </w:rPr>
+      </w:pPr>
+    </w:p>
+    <w:p>
+      <w:pPr>
+        <w:jc w:val="both"/>
+        <w:rPr>
+          <w:rFonts w:ascii="Times New Roman" w:hAnsi="Times New Roman" w:cs="Times New Roman"/>
+          <w:b/>
+          <w:sz w:val="28"/>
+          <w:szCs w:val="28"/>
+        </w:rPr>
+      </w:pPr>
+      <w:r>
+        <w:rPr>
+          <w:rFonts w:ascii="Times New Roman" w:hAnsi="Times New Roman" w:cs="Times New Roman"/>
+          <w:b/>
+          <w:sz w:val="28"/>
+          <w:szCs w:val="28"/>
+        </w:rPr>
+        <w:t>Висновок</w:t>
+      </w:r>
+      <w:r>
+        <w:rPr>
+          <w:rFonts w:ascii="Times New Roman" w:hAnsi="Times New Roman" w:cs="Times New Roman"/>
+          <w:b/>
+          <w:sz w:val="28"/>
+          <w:szCs w:val="28"/>
+        </w:rPr>
+        <w:t xml:space="preserve">: </w:t>
+      </w:r>
+      <w:bookmarkStart w:id="0" w:name="_GoBack"/>
+      <w:r>
+        <w:rPr>
+          <w:rFonts w:ascii="Times New Roman" w:hAnsi="Times New Roman" w:cs="Times New Roman"/>
+          <w:sz w:val="28"/>
+          <w:szCs w:val="28"/>
+        </w:rPr>
+        <w:t xml:space="preserve">Під час виконання лабораторної роботи було вивчено механіку трьохстороннього TCP-рукостискання та практично реалізовано </w:t>
+      </w:r>
+      <w:proofErr w:type="spellStart"/>
+      <w:r>
+        <w:rPr>
+          <w:rFonts w:ascii="Times New Roman" w:hAnsi="Times New Roman" w:cs="Times New Roman"/>
+          <w:sz w:val="28"/>
+          <w:szCs w:val="28"/>
+        </w:rPr>
+        <w:t>скрипт</w:t>
+      </w:r>
+      <w:proofErr w:type="spellEnd"/>
+      <w:r>
+        <w:rPr>
+          <w:rFonts w:ascii="Times New Roman" w:hAnsi="Times New Roman" w:cs="Times New Roman"/>
+          <w:sz w:val="28"/>
+          <w:szCs w:val="28"/>
+        </w:rPr>
+        <w:t xml:space="preserve"> для проведення </w:t>
+      </w:r>
+      <w:proofErr w:type="spellStart"/>
+      <w:r>
+        <w:rPr>
+          <w:rFonts w:ascii="Times New Roman" w:hAnsi="Times New Roman" w:cs="Times New Roman"/>
+          <w:sz w:val="28"/>
+          <w:szCs w:val="28"/>
+        </w:rPr>
+        <w:t>DoS</w:t>
+      </w:r>
+      <w:proofErr w:type="spellEnd"/>
+      <w:r>
+        <w:rPr>
+          <w:rFonts w:ascii="Times New Roman" w:hAnsi="Times New Roman" w:cs="Times New Roman"/>
+          <w:sz w:val="28"/>
+          <w:szCs w:val="28"/>
+        </w:rPr>
+        <w:t xml:space="preserve">-атаки типу SYN </w:t>
+      </w:r>
+      <w:proofErr w:type="spellStart"/>
+      <w:r>
+        <w:rPr>
+          <w:rFonts w:ascii="Times New Roman" w:hAnsi="Times New Roman" w:cs="Times New Roman"/>
+          <w:sz w:val="28"/>
+          <w:szCs w:val="28"/>
+        </w:rPr>
+        <w:t>Flood</w:t>
+      </w:r>
+      <w:proofErr w:type="spellEnd"/>
+      <w:r>
+        <w:rPr>
+          <w:rFonts w:ascii="Times New Roman" w:hAnsi="Times New Roman" w:cs="Times New Roman"/>
+          <w:sz w:val="28"/>
+          <w:szCs w:val="28"/>
+        </w:rPr>
+        <w:t xml:space="preserve"> за допомогою бібліотеки </w:t>
+      </w:r>
+      <w:proofErr w:type="spellStart"/>
+      <w:r>
+        <w:rPr>
+          <w:rStyle w:val="HTML"/>
+          <w:rFonts w:ascii="Times New Roman" w:eastAsiaTheme="minorHAnsi" w:hAnsi="Times New Roman" w:cs="Times New Roman"/>
+          <w:sz w:val="28"/>
+          <w:szCs w:val="28"/>
+        </w:rPr>
+        <w:t>scapy</w:t>
+      </w:r>
+      <w:proofErr w:type="spellEnd"/>
+      <w:r>
+        <w:rPr>
+          <w:rFonts w:ascii="Times New Roman" w:hAnsi="Times New Roman" w:cs="Times New Roman"/>
+          <w:sz w:val="28"/>
+          <w:szCs w:val="28"/>
+        </w:rPr>
+        <w:t xml:space="preserve">. Запуск </w:t>
+      </w:r>
+      <w:proofErr w:type="spellStart"/>
+      <w:r>
+        <w:rPr>
+          <w:rFonts w:ascii="Times New Roman" w:hAnsi="Times New Roman" w:cs="Times New Roman"/>
+          <w:sz w:val="28"/>
+          <w:szCs w:val="28"/>
+        </w:rPr>
+        <w:t>скрипта</w:t>
+      </w:r>
+      <w:proofErr w:type="spellEnd"/>
+      <w:r>
+        <w:rPr>
+          <w:rFonts w:ascii="Times New Roman" w:hAnsi="Times New Roman" w:cs="Times New Roman"/>
+          <w:sz w:val="28"/>
+          <w:szCs w:val="28"/>
+        </w:rPr>
+        <w:t xml:space="preserve"> та моніторинг локального маршрутизатора підтвердили, що генерація великої кількості напіввідкритих з'єднань призводить до виснаження ресурсів цільової системи та відмови в обслуговуванні легітимних запитів.</w:t>
+      </w:r>
+      <w:bookmarkEnd w:id="0"/>
     </w:p>
     <w:sectPr>
       <w:pgSz w:w="11906" w:h="16838"/>
@@ -898,6 +4885,19 @@
     <w:semiHidden/>
     <w:unhideWhenUsed/>
   </w:style>
+  <w:style w:type="character" w:styleId="HTML">
+    <w:name w:val="HTML Code"/>
+    <w:basedOn w:val="a0"/>
+    <w:uiPriority w:val="99"/>
+    <w:semiHidden/>
+    <w:unhideWhenUsed/>
+    <w:rsid w:val="00BA73E4"/>
+    <w:rPr>
+      <w:rFonts w:ascii="Courier New" w:eastAsia="Times New Roman" w:hAnsi="Courier New" w:cs="Courier New"/>
+      <w:sz w:val="20"/>
+      <w:szCs w:val="20"/>
+    </w:rPr>
+  </w:style>
 </w:styles>
 </file>
 
